--- a/Description.docx
+++ b/Description.docx
@@ -1,6 +1,6 @@
 
 <file path=word/document.xml><?xml version="1.0" encoding="utf-8"?>
-<w:document xmlns:wpc="http://schemas.microsoft.com/office/word/2010/wordprocessingCanvas" xmlns:mc="http://schemas.openxmlformats.org/markup-compatibility/2006" xmlns:o="urn:schemas-microsoft-com:office:office" xmlns:r="http://schemas.openxmlformats.org/officeDocument/2006/relationships" xmlns:m="http://schemas.openxmlformats.org/officeDocument/2006/math" xmlns:v="urn:schemas-microsoft-com:vml" xmlns:wp14="http://schemas.microsoft.com/office/word/2010/wordprocessingDrawing" xmlns:wp="http://schemas.openxmlformats.org/drawingml/2006/wordprocessingDrawing" xmlns:w10="urn:schemas-microsoft-com:office:word" xmlns:w="http://schemas.openxmlformats.org/wordprocessingml/2006/main" xmlns:w14="http://schemas.microsoft.com/office/word/2010/wordml" xmlns:wpg="http://schemas.microsoft.com/office/word/2010/wordprocessingGroup" xmlns:wpi="http://schemas.microsoft.com/office/word/2010/wordprocessingInk" xmlns:wne="http://schemas.microsoft.com/office/word/2006/wordml" xmlns:wps="http://schemas.microsoft.com/office/word/2010/wordprocessingShape" mc:Ignorable="w14 wp14">
+<w:document xmlns:wpc="http://schemas.microsoft.com/office/word/2010/wordprocessingCanvas" xmlns:cx="http://schemas.microsoft.com/office/drawing/2014/chartex" xmlns:cx1="http://schemas.microsoft.com/office/drawing/2015/9/8/chartex" xmlns:mc="http://schemas.openxmlformats.org/markup-compatibility/2006" xmlns:o="urn:schemas-microsoft-com:office:office" xmlns:r="http://schemas.openxmlformats.org/officeDocument/2006/relationships" xmlns:m="http://schemas.openxmlformats.org/officeDocument/2006/math" xmlns:v="urn:schemas-microsoft-com:vml" xmlns:wp14="http://schemas.microsoft.com/office/word/2010/wordprocessingDrawing" xmlns:wp="http://schemas.openxmlformats.org/drawingml/2006/wordprocessingDrawing" xmlns:w10="urn:schemas-microsoft-com:office:word" xmlns:w="http://schemas.openxmlformats.org/wordprocessingml/2006/main" xmlns:w14="http://schemas.microsoft.com/office/word/2010/wordml" xmlns:w15="http://schemas.microsoft.com/office/word/2012/wordml" xmlns:w16se="http://schemas.microsoft.com/office/word/2015/wordml/symex" xmlns:wpg="http://schemas.microsoft.com/office/word/2010/wordprocessingGroup" xmlns:wpi="http://schemas.microsoft.com/office/word/2010/wordprocessingInk" xmlns:wne="http://schemas.microsoft.com/office/word/2006/wordml" xmlns:wps="http://schemas.microsoft.com/office/word/2010/wordprocessingShape" mc:Ignorable="w14 w15 w16se wp14">
   <w:body>
     <w:p>
       <w:pPr>
@@ -90,6 +90,7 @@
           <w:color w:val="1F2328"/>
           <w:sz w:val="24"/>
           <w:highlight w:val="lightGray"/>
+          <w:lang w:val="ru-RU"/>
         </w:rPr>
       </w:pPr>
       <w:r>
@@ -104,7 +105,6 @@
         </w:rPr>
         <w:t xml:space="preserve">=== </w:t>
       </w:r>
-      <w:proofErr w:type="spellStart"/>
       <w:r>
         <w:rPr>
           <w:rFonts w:eastAsia="Times New Roman" w:cstheme="minorHAnsi"/>
@@ -113,10 +113,10 @@
           <w:color w:val="1F2328"/>
           <w:sz w:val="24"/>
           <w:highlight w:val="lightGray"/>
-        </w:rPr>
-        <w:t>Настройка</w:t>
-      </w:r>
-      <w:proofErr w:type="spellEnd"/>
+          <w:lang w:val="ru-RU"/>
+        </w:rPr>
+        <w:t xml:space="preserve">Настройка </w:t>
+      </w:r>
       <w:r>
         <w:rPr>
           <w:rFonts w:eastAsia="Times New Roman" w:cstheme="minorHAnsi"/>
@@ -126,7 +126,7 @@
           <w:sz w:val="24"/>
           <w:highlight w:val="lightGray"/>
         </w:rPr>
-        <w:t xml:space="preserve"> Azure</w:t>
+        <w:t>Azure</w:t>
       </w:r>
       <w:r>
         <w:rPr>
@@ -136,6 +136,7 @@
           <w:color w:val="1F2328"/>
           <w:sz w:val="24"/>
           <w:highlight w:val="lightGray"/>
+          <w:lang w:val="ru-RU"/>
         </w:rPr>
         <w:t xml:space="preserve"> </w:t>
       </w:r>
@@ -273,225 +274,102 @@
         </w:rPr>
         <w:t> </w:t>
       </w:r>
-      <w:bookmarkStart w:id="0" w:name="_GoBack"/>
-      <w:r>
-        <w:fldChar w:fldCharType="begin"/>
-      </w:r>
-      <w:r>
-        <w:rPr>
-          <w:lang w:val="ru-RU"/>
-        </w:rPr>
-        <w:instrText xml:space="preserve"> </w:instrText>
-      </w:r>
-      <w:r>
-        <w:instrText>HYPERLINK</w:instrText>
-      </w:r>
-      <w:r>
-        <w:rPr>
-          <w:lang w:val="ru-RU"/>
-        </w:rPr>
-        <w:instrText xml:space="preserve"> "</w:instrText>
-      </w:r>
-      <w:r>
-        <w:instrText>https</w:instrText>
-      </w:r>
-      <w:r>
-        <w:rPr>
-          <w:lang w:val="ru-RU"/>
-        </w:rPr>
-        <w:instrText>://</w:instrText>
-      </w:r>
-      <w:r>
-        <w:instrText>portal</w:instrText>
-      </w:r>
-      <w:r>
-        <w:rPr>
-          <w:lang w:val="ru-RU"/>
-        </w:rPr>
-        <w:instrText>.</w:instrText>
-      </w:r>
-      <w:r>
-        <w:instrText>azure</w:instrText>
-      </w:r>
-      <w:r>
-        <w:rPr>
-          <w:lang w:val="ru-RU"/>
-        </w:rPr>
-        <w:instrText>.</w:instrText>
-      </w:r>
-      <w:r>
-        <w:instrText>com</w:instrText>
-      </w:r>
-      <w:r>
-        <w:rPr>
-          <w:lang w:val="ru-RU"/>
-        </w:rPr>
-        <w:instrText>/" \</w:instrText>
-      </w:r>
-      <w:r>
-        <w:instrText>l</w:instrText>
-      </w:r>
-      <w:r>
-        <w:rPr>
-          <w:lang w:val="ru-RU"/>
-        </w:rPr>
-        <w:instrText xml:space="preserve"> "</w:instrText>
-      </w:r>
-      <w:r>
-        <w:instrText>home</w:instrText>
-      </w:r>
-      <w:r>
-        <w:rPr>
-          <w:lang w:val="ru-RU"/>
-        </w:rPr>
-        <w:instrText>" \</w:instrText>
-      </w:r>
-      <w:r>
-        <w:instrText>t</w:instrText>
-      </w:r>
-      <w:r>
-        <w:rPr>
-          <w:lang w:val="ru-RU"/>
-        </w:rPr>
-        <w:instrText xml:space="preserve"> "_</w:instrText>
-      </w:r>
-      <w:r>
-        <w:instrText>blank</w:instrText>
-      </w:r>
-      <w:r>
-        <w:rPr>
-          <w:lang w:val="ru-RU"/>
-        </w:rPr>
-        <w:instrText xml:space="preserve">" </w:instrText>
-      </w:r>
-      <w:r>
-        <w:fldChar w:fldCharType="separate"/>
-      </w:r>
-      <w:r>
-        <w:rPr>
-          <w:rStyle w:val="a3"/>
-          <w:rFonts w:ascii="Arial" w:hAnsi="Arial" w:cs="Arial"/>
-          <w:color w:val="1155CC"/>
-          <w:highlight w:val="lightGray"/>
-          <w:shd w:val="clear" w:color="auto" w:fill="FFFFFF"/>
-        </w:rPr>
-        <w:t>https</w:t>
-      </w:r>
-      <w:r>
-        <w:rPr>
-          <w:rStyle w:val="a3"/>
-          <w:rFonts w:ascii="Arial" w:hAnsi="Arial" w:cs="Arial"/>
-          <w:color w:val="1155CC"/>
-          <w:highlight w:val="lightGray"/>
-          <w:shd w:val="clear" w:color="auto" w:fill="FFFFFF"/>
-          <w:lang w:val="ru-RU"/>
-        </w:rPr>
-        <w:t>://</w:t>
-      </w:r>
-      <w:r>
-        <w:rPr>
-          <w:rStyle w:val="a3"/>
-          <w:rFonts w:ascii="Arial" w:hAnsi="Arial" w:cs="Arial"/>
-          <w:color w:val="1155CC"/>
-          <w:highlight w:val="lightGray"/>
-          <w:shd w:val="clear" w:color="auto" w:fill="FFFFFF"/>
-        </w:rPr>
-        <w:t>portal</w:t>
-      </w:r>
-      <w:r>
-        <w:rPr>
-          <w:rStyle w:val="a3"/>
-          <w:rFonts w:ascii="Arial" w:hAnsi="Arial" w:cs="Arial"/>
-          <w:color w:val="1155CC"/>
-          <w:highlight w:val="lightGray"/>
-          <w:shd w:val="clear" w:color="auto" w:fill="FFFFFF"/>
-          <w:lang w:val="ru-RU"/>
-        </w:rPr>
-        <w:t>.</w:t>
-      </w:r>
-      <w:r>
-        <w:rPr>
-          <w:rStyle w:val="a3"/>
-          <w:rFonts w:ascii="Arial" w:hAnsi="Arial" w:cs="Arial"/>
-          <w:color w:val="1155CC"/>
-          <w:highlight w:val="lightGray"/>
-          <w:shd w:val="clear" w:color="auto" w:fill="FFFFFF"/>
-        </w:rPr>
-        <w:t>azu</w:t>
-      </w:r>
-      <w:r>
-        <w:rPr>
-          <w:rStyle w:val="a3"/>
-          <w:rFonts w:ascii="Arial" w:hAnsi="Arial" w:cs="Arial"/>
-          <w:color w:val="1155CC"/>
-          <w:highlight w:val="lightGray"/>
-          <w:shd w:val="clear" w:color="auto" w:fill="FFFFFF"/>
-        </w:rPr>
-        <w:t>r</w:t>
-      </w:r>
-      <w:r>
-        <w:rPr>
-          <w:rStyle w:val="a3"/>
-          <w:rFonts w:ascii="Arial" w:hAnsi="Arial" w:cs="Arial"/>
-          <w:color w:val="1155CC"/>
-          <w:highlight w:val="lightGray"/>
-          <w:shd w:val="clear" w:color="auto" w:fill="FFFFFF"/>
-        </w:rPr>
-        <w:t>e</w:t>
-      </w:r>
-      <w:r>
-        <w:rPr>
-          <w:rStyle w:val="a3"/>
-          <w:rFonts w:ascii="Arial" w:hAnsi="Arial" w:cs="Arial"/>
-          <w:color w:val="1155CC"/>
-          <w:highlight w:val="lightGray"/>
-          <w:shd w:val="clear" w:color="auto" w:fill="FFFFFF"/>
-          <w:lang w:val="ru-RU"/>
-        </w:rPr>
-        <w:t>.</w:t>
-      </w:r>
-      <w:r>
-        <w:rPr>
-          <w:rStyle w:val="a3"/>
-          <w:rFonts w:ascii="Arial" w:hAnsi="Arial" w:cs="Arial"/>
-          <w:color w:val="1155CC"/>
-          <w:highlight w:val="lightGray"/>
-          <w:shd w:val="clear" w:color="auto" w:fill="FFFFFF"/>
-        </w:rPr>
-        <w:t>com</w:t>
-      </w:r>
-      <w:r>
-        <w:rPr>
-          <w:rStyle w:val="a3"/>
-          <w:rFonts w:ascii="Arial" w:hAnsi="Arial" w:cs="Arial"/>
-          <w:color w:val="1155CC"/>
-          <w:highlight w:val="lightGray"/>
-          <w:shd w:val="clear" w:color="auto" w:fill="FFFFFF"/>
-          <w:lang w:val="ru-RU"/>
-        </w:rPr>
-        <w:t>/#</w:t>
-      </w:r>
-      <w:r>
-        <w:rPr>
-          <w:rStyle w:val="a3"/>
-          <w:rFonts w:ascii="Arial" w:hAnsi="Arial" w:cs="Arial"/>
-          <w:color w:val="1155CC"/>
-          <w:highlight w:val="lightGray"/>
-          <w:shd w:val="clear" w:color="auto" w:fill="FFFFFF"/>
-        </w:rPr>
-        <w:t>home</w:t>
-      </w:r>
-      <w:r>
-        <w:rPr>
-          <w:rStyle w:val="a3"/>
-          <w:rFonts w:ascii="Arial" w:hAnsi="Arial" w:cs="Arial"/>
-          <w:color w:val="1155CC"/>
-          <w:highlight w:val="lightGray"/>
-          <w:shd w:val="clear" w:color="auto" w:fill="FFFFFF"/>
-        </w:rPr>
-        <w:fldChar w:fldCharType="end"/>
-      </w:r>
-      <w:bookmarkEnd w:id="0"/>
+      <w:hyperlink r:id="rId5" w:anchor="home" w:tgtFrame="_blank" w:history="1">
+        <w:r>
+          <w:rPr>
+            <w:rStyle w:val="Hyperlink"/>
+            <w:rFonts w:ascii="Arial" w:hAnsi="Arial" w:cs="Arial"/>
+            <w:color w:val="1155CC"/>
+            <w:highlight w:val="lightGray"/>
+            <w:shd w:val="clear" w:color="auto" w:fill="FFFFFF"/>
+          </w:rPr>
+          <w:t>https</w:t>
+        </w:r>
+        <w:r>
+          <w:rPr>
+            <w:rStyle w:val="Hyperlink"/>
+            <w:rFonts w:ascii="Arial" w:hAnsi="Arial" w:cs="Arial"/>
+            <w:color w:val="1155CC"/>
+            <w:highlight w:val="lightGray"/>
+            <w:shd w:val="clear" w:color="auto" w:fill="FFFFFF"/>
+            <w:lang w:val="ru-RU"/>
+          </w:rPr>
+          <w:t>://</w:t>
+        </w:r>
+        <w:r>
+          <w:rPr>
+            <w:rStyle w:val="Hyperlink"/>
+            <w:rFonts w:ascii="Arial" w:hAnsi="Arial" w:cs="Arial"/>
+            <w:color w:val="1155CC"/>
+            <w:highlight w:val="lightGray"/>
+            <w:shd w:val="clear" w:color="auto" w:fill="FFFFFF"/>
+          </w:rPr>
+          <w:t>portal</w:t>
+        </w:r>
+        <w:r>
+          <w:rPr>
+            <w:rStyle w:val="Hyperlink"/>
+            <w:rFonts w:ascii="Arial" w:hAnsi="Arial" w:cs="Arial"/>
+            <w:color w:val="1155CC"/>
+            <w:highlight w:val="lightGray"/>
+            <w:shd w:val="clear" w:color="auto" w:fill="FFFFFF"/>
+            <w:lang w:val="ru-RU"/>
+          </w:rPr>
+          <w:t>.</w:t>
+        </w:r>
+        <w:r>
+          <w:rPr>
+            <w:rStyle w:val="Hyperlink"/>
+            <w:rFonts w:ascii="Arial" w:hAnsi="Arial" w:cs="Arial"/>
+            <w:color w:val="1155CC"/>
+            <w:highlight w:val="lightGray"/>
+            <w:shd w:val="clear" w:color="auto" w:fill="FFFFFF"/>
+          </w:rPr>
+          <w:t>azure</w:t>
+        </w:r>
+        <w:r>
+          <w:rPr>
+            <w:rStyle w:val="Hyperlink"/>
+            <w:rFonts w:ascii="Arial" w:hAnsi="Arial" w:cs="Arial"/>
+            <w:color w:val="1155CC"/>
+            <w:highlight w:val="lightGray"/>
+            <w:shd w:val="clear" w:color="auto" w:fill="FFFFFF"/>
+            <w:lang w:val="ru-RU"/>
+          </w:rPr>
+          <w:t>.</w:t>
+        </w:r>
+        <w:r>
+          <w:rPr>
+            <w:rStyle w:val="Hyperlink"/>
+            <w:rFonts w:ascii="Arial" w:hAnsi="Arial" w:cs="Arial"/>
+            <w:color w:val="1155CC"/>
+            <w:highlight w:val="lightGray"/>
+            <w:shd w:val="clear" w:color="auto" w:fill="FFFFFF"/>
+          </w:rPr>
+          <w:t>com</w:t>
+        </w:r>
+        <w:r>
+          <w:rPr>
+            <w:rStyle w:val="Hyperlink"/>
+            <w:rFonts w:ascii="Arial" w:hAnsi="Arial" w:cs="Arial"/>
+            <w:color w:val="1155CC"/>
+            <w:highlight w:val="lightGray"/>
+            <w:shd w:val="clear" w:color="auto" w:fill="FFFFFF"/>
+            <w:lang w:val="ru-RU"/>
+          </w:rPr>
+          <w:t>/#</w:t>
+        </w:r>
+        <w:r>
+          <w:rPr>
+            <w:rStyle w:val="Hyperlink"/>
+            <w:rFonts w:ascii="Arial" w:hAnsi="Arial" w:cs="Arial"/>
+            <w:color w:val="1155CC"/>
+            <w:highlight w:val="lightGray"/>
+            <w:shd w:val="clear" w:color="auto" w:fill="FFFFFF"/>
+          </w:rPr>
+          <w:t>home</w:t>
+        </w:r>
+      </w:hyperlink>
       <w:r>
         <w:rPr>
           <w:highlight w:val="lightGray"/>
@@ -726,265 +604,164 @@
         </w:rPr>
         <w:t> </w:t>
       </w:r>
-      <w:r>
-        <w:fldChar w:fldCharType="begin"/>
-      </w:r>
-      <w:r>
-        <w:rPr>
-          <w:lang w:val="ru-RU"/>
-        </w:rPr>
-        <w:instrText xml:space="preserve"> </w:instrText>
-      </w:r>
-      <w:r>
-        <w:instrText>HYPERLINK</w:instrText>
-      </w:r>
-      <w:r>
-        <w:rPr>
-          <w:lang w:val="ru-RU"/>
-        </w:rPr>
-        <w:instrText xml:space="preserve"> "</w:instrText>
-      </w:r>
-      <w:r>
-        <w:instrText>https</w:instrText>
-      </w:r>
-      <w:r>
-        <w:rPr>
-          <w:lang w:val="ru-RU"/>
-        </w:rPr>
-        <w:instrText>://</w:instrText>
-      </w:r>
-      <w:r>
-        <w:instrText>azure</w:instrText>
-      </w:r>
-      <w:r>
-        <w:rPr>
-          <w:lang w:val="ru-RU"/>
-        </w:rPr>
-        <w:instrText>.</w:instrText>
-      </w:r>
-      <w:r>
-        <w:instrText>microsoft</w:instrText>
-      </w:r>
-      <w:r>
-        <w:rPr>
-          <w:lang w:val="ru-RU"/>
-        </w:rPr>
-        <w:instrText>.</w:instrText>
-      </w:r>
-      <w:r>
-        <w:instrText>com</w:instrText>
-      </w:r>
-      <w:r>
-        <w:rPr>
-          <w:lang w:val="ru-RU"/>
-        </w:rPr>
-        <w:instrText>/</w:instrText>
-      </w:r>
-      <w:r>
-        <w:instrText>en</w:instrText>
-      </w:r>
-      <w:r>
-        <w:rPr>
-          <w:lang w:val="ru-RU"/>
-        </w:rPr>
-        <w:instrText>-</w:instrText>
-      </w:r>
-      <w:r>
-        <w:instrText>us</w:instrText>
-      </w:r>
-      <w:r>
-        <w:rPr>
-          <w:lang w:val="ru-RU"/>
-        </w:rPr>
-        <w:instrText>/</w:instrText>
-      </w:r>
-      <w:r>
-        <w:instrText>free</w:instrText>
-      </w:r>
-      <w:r>
-        <w:rPr>
-          <w:lang w:val="ru-RU"/>
-        </w:rPr>
-        <w:instrText>/</w:instrText>
-      </w:r>
-      <w:r>
-        <w:instrText>students</w:instrText>
-      </w:r>
-      <w:r>
-        <w:rPr>
-          <w:lang w:val="ru-RU"/>
-        </w:rPr>
-        <w:instrText xml:space="preserve">/" </w:instrText>
-      </w:r>
-      <w:r>
-        <w:fldChar w:fldCharType="separate"/>
-      </w:r>
-      <w:r>
-        <w:rPr>
-          <w:rFonts w:eastAsia="Times New Roman" w:cstheme="minorHAnsi"/>
-          <w:color w:val="0969DA"/>
-          <w:highlight w:val="lightGray"/>
-          <w:u w:val="single"/>
-        </w:rPr>
-        <w:t>https</w:t>
-      </w:r>
-      <w:r>
-        <w:rPr>
-          <w:rFonts w:eastAsia="Times New Roman" w:cstheme="minorHAnsi"/>
-          <w:color w:val="0969DA"/>
-          <w:highlight w:val="lightGray"/>
-          <w:u w:val="single"/>
-          <w:lang w:val="ru-RU"/>
-        </w:rPr>
-        <w:t>://</w:t>
-      </w:r>
-      <w:r>
-        <w:rPr>
-          <w:rFonts w:eastAsia="Times New Roman" w:cstheme="minorHAnsi"/>
-          <w:color w:val="0969DA"/>
-          <w:highlight w:val="lightGray"/>
-          <w:u w:val="single"/>
-        </w:rPr>
-        <w:t>azure</w:t>
-      </w:r>
-      <w:r>
-        <w:rPr>
-          <w:rFonts w:eastAsia="Times New Roman" w:cstheme="minorHAnsi"/>
-          <w:color w:val="0969DA"/>
-          <w:highlight w:val="lightGray"/>
-          <w:u w:val="single"/>
-          <w:lang w:val="ru-RU"/>
-        </w:rPr>
-        <w:t>.</w:t>
-      </w:r>
-      <w:proofErr w:type="spellStart"/>
-      <w:r>
-        <w:rPr>
-          <w:rFonts w:eastAsia="Times New Roman" w:cstheme="minorHAnsi"/>
-          <w:color w:val="0969DA"/>
-          <w:highlight w:val="lightGray"/>
-          <w:u w:val="single"/>
-        </w:rPr>
-        <w:t>microsoft</w:t>
-      </w:r>
-      <w:proofErr w:type="spellEnd"/>
-      <w:r>
-        <w:rPr>
-          <w:rFonts w:eastAsia="Times New Roman" w:cstheme="minorHAnsi"/>
-          <w:color w:val="0969DA"/>
-          <w:highlight w:val="lightGray"/>
-          <w:u w:val="single"/>
-          <w:lang w:val="ru-RU"/>
-        </w:rPr>
-        <w:t>.</w:t>
-      </w:r>
-      <w:r>
-        <w:rPr>
-          <w:rFonts w:eastAsia="Times New Roman" w:cstheme="minorHAnsi"/>
-          <w:color w:val="0969DA"/>
-          <w:highlight w:val="lightGray"/>
-          <w:u w:val="single"/>
-        </w:rPr>
-        <w:t>com</w:t>
-      </w:r>
-      <w:r>
-        <w:rPr>
-          <w:rFonts w:eastAsia="Times New Roman" w:cstheme="minorHAnsi"/>
-          <w:color w:val="0969DA"/>
-          <w:highlight w:val="lightGray"/>
-          <w:u w:val="single"/>
-          <w:lang w:val="ru-RU"/>
-        </w:rPr>
-        <w:t>/</w:t>
-      </w:r>
-      <w:proofErr w:type="spellStart"/>
-      <w:r>
-        <w:rPr>
-          <w:rFonts w:eastAsia="Times New Roman" w:cstheme="minorHAnsi"/>
-          <w:color w:val="0969DA"/>
-          <w:highlight w:val="lightGray"/>
-          <w:u w:val="single"/>
-        </w:rPr>
-        <w:t>en</w:t>
-      </w:r>
-      <w:proofErr w:type="spellEnd"/>
-      <w:r>
-        <w:rPr>
-          <w:rFonts w:eastAsia="Times New Roman" w:cstheme="minorHAnsi"/>
-          <w:color w:val="0969DA"/>
-          <w:highlight w:val="lightGray"/>
-          <w:u w:val="single"/>
-          <w:lang w:val="ru-RU"/>
-        </w:rPr>
-        <w:t>-</w:t>
-      </w:r>
-      <w:r>
-        <w:rPr>
-          <w:rFonts w:eastAsia="Times New Roman" w:cstheme="minorHAnsi"/>
-          <w:color w:val="0969DA"/>
-          <w:highlight w:val="lightGray"/>
-          <w:u w:val="single"/>
-        </w:rPr>
-        <w:t>us</w:t>
-      </w:r>
-      <w:r>
-        <w:rPr>
-          <w:rFonts w:eastAsia="Times New Roman" w:cstheme="minorHAnsi"/>
-          <w:color w:val="0969DA"/>
-          <w:highlight w:val="lightGray"/>
-          <w:u w:val="single"/>
-          <w:lang w:val="ru-RU"/>
-        </w:rPr>
-        <w:t>/</w:t>
-      </w:r>
-      <w:r>
-        <w:rPr>
-          <w:rFonts w:eastAsia="Times New Roman" w:cstheme="minorHAnsi"/>
-          <w:color w:val="0969DA"/>
-          <w:highlight w:val="lightGray"/>
-          <w:u w:val="single"/>
-        </w:rPr>
-        <w:t>free</w:t>
-      </w:r>
-      <w:r>
-        <w:rPr>
-          <w:rFonts w:eastAsia="Times New Roman" w:cstheme="minorHAnsi"/>
-          <w:color w:val="0969DA"/>
-          <w:highlight w:val="lightGray"/>
-          <w:u w:val="single"/>
-          <w:lang w:val="ru-RU"/>
-        </w:rPr>
-        <w:t>/</w:t>
-      </w:r>
-      <w:r>
-        <w:rPr>
-          <w:rFonts w:eastAsia="Times New Roman" w:cstheme="minorHAnsi"/>
-          <w:color w:val="0969DA"/>
-          <w:highlight w:val="lightGray"/>
-          <w:u w:val="single"/>
-        </w:rPr>
-        <w:t>students</w:t>
-      </w:r>
-      <w:r>
-        <w:rPr>
-          <w:rFonts w:eastAsia="Times New Roman" w:cstheme="minorHAnsi"/>
-          <w:color w:val="0969DA"/>
-          <w:highlight w:val="lightGray"/>
-          <w:u w:val="single"/>
-          <w:lang w:val="ru-RU"/>
-        </w:rPr>
-        <w:t>/</w:t>
-      </w:r>
-      <w:r>
-        <w:rPr>
-          <w:rFonts w:eastAsia="Times New Roman" w:cstheme="minorHAnsi"/>
-          <w:color w:val="0969DA"/>
-          <w:highlight w:val="lightGray"/>
-          <w:u w:val="single"/>
-          <w:lang w:val="ru-RU"/>
-        </w:rPr>
-        <w:fldChar w:fldCharType="end"/>
-      </w:r>
+      <w:hyperlink r:id="rId6" w:history="1">
+        <w:r>
+          <w:rPr>
+            <w:rFonts w:eastAsia="Times New Roman" w:cstheme="minorHAnsi"/>
+            <w:color w:val="0969DA"/>
+            <w:highlight w:val="lightGray"/>
+            <w:u w:val="single"/>
+          </w:rPr>
+          <w:t>https</w:t>
+        </w:r>
+        <w:r>
+          <w:rPr>
+            <w:rFonts w:eastAsia="Times New Roman" w:cstheme="minorHAnsi"/>
+            <w:color w:val="0969DA"/>
+            <w:highlight w:val="lightGray"/>
+            <w:u w:val="single"/>
+            <w:lang w:val="ru-RU"/>
+          </w:rPr>
+          <w:t>://</w:t>
+        </w:r>
+        <w:r>
+          <w:rPr>
+            <w:rFonts w:eastAsia="Times New Roman" w:cstheme="minorHAnsi"/>
+            <w:color w:val="0969DA"/>
+            <w:highlight w:val="lightGray"/>
+            <w:u w:val="single"/>
+          </w:rPr>
+          <w:t>azure</w:t>
+        </w:r>
+        <w:r>
+          <w:rPr>
+            <w:rFonts w:eastAsia="Times New Roman" w:cstheme="minorHAnsi"/>
+            <w:color w:val="0969DA"/>
+            <w:highlight w:val="lightGray"/>
+            <w:u w:val="single"/>
+            <w:lang w:val="ru-RU"/>
+          </w:rPr>
+          <w:t>.</w:t>
+        </w:r>
+        <w:proofErr w:type="spellStart"/>
+        <w:r>
+          <w:rPr>
+            <w:rFonts w:eastAsia="Times New Roman" w:cstheme="minorHAnsi"/>
+            <w:color w:val="0969DA"/>
+            <w:highlight w:val="lightGray"/>
+            <w:u w:val="single"/>
+          </w:rPr>
+          <w:t>microsoft</w:t>
+        </w:r>
+        <w:proofErr w:type="spellEnd"/>
+        <w:r>
+          <w:rPr>
+            <w:rFonts w:eastAsia="Times New Roman" w:cstheme="minorHAnsi"/>
+            <w:color w:val="0969DA"/>
+            <w:highlight w:val="lightGray"/>
+            <w:u w:val="single"/>
+            <w:lang w:val="ru-RU"/>
+          </w:rPr>
+          <w:t>.</w:t>
+        </w:r>
+        <w:r>
+          <w:rPr>
+            <w:rFonts w:eastAsia="Times New Roman" w:cstheme="minorHAnsi"/>
+            <w:color w:val="0969DA"/>
+            <w:highlight w:val="lightGray"/>
+            <w:u w:val="single"/>
+          </w:rPr>
+          <w:t>com</w:t>
+        </w:r>
+        <w:r>
+          <w:rPr>
+            <w:rFonts w:eastAsia="Times New Roman" w:cstheme="minorHAnsi"/>
+            <w:color w:val="0969DA"/>
+            <w:highlight w:val="lightGray"/>
+            <w:u w:val="single"/>
+            <w:lang w:val="ru-RU"/>
+          </w:rPr>
+          <w:t>/</w:t>
+        </w:r>
+        <w:proofErr w:type="spellStart"/>
+        <w:r>
+          <w:rPr>
+            <w:rFonts w:eastAsia="Times New Roman" w:cstheme="minorHAnsi"/>
+            <w:color w:val="0969DA"/>
+            <w:highlight w:val="lightGray"/>
+            <w:u w:val="single"/>
+          </w:rPr>
+          <w:t>en</w:t>
+        </w:r>
+        <w:proofErr w:type="spellEnd"/>
+        <w:r>
+          <w:rPr>
+            <w:rFonts w:eastAsia="Times New Roman" w:cstheme="minorHAnsi"/>
+            <w:color w:val="0969DA"/>
+            <w:highlight w:val="lightGray"/>
+            <w:u w:val="single"/>
+            <w:lang w:val="ru-RU"/>
+          </w:rPr>
+          <w:t>-</w:t>
+        </w:r>
+        <w:r>
+          <w:rPr>
+            <w:rFonts w:eastAsia="Times New Roman" w:cstheme="minorHAnsi"/>
+            <w:color w:val="0969DA"/>
+            <w:highlight w:val="lightGray"/>
+            <w:u w:val="single"/>
+          </w:rPr>
+          <w:t>us</w:t>
+        </w:r>
+        <w:r>
+          <w:rPr>
+            <w:rFonts w:eastAsia="Times New Roman" w:cstheme="minorHAnsi"/>
+            <w:color w:val="0969DA"/>
+            <w:highlight w:val="lightGray"/>
+            <w:u w:val="single"/>
+            <w:lang w:val="ru-RU"/>
+          </w:rPr>
+          <w:t>/</w:t>
+        </w:r>
+        <w:r>
+          <w:rPr>
+            <w:rFonts w:eastAsia="Times New Roman" w:cstheme="minorHAnsi"/>
+            <w:color w:val="0969DA"/>
+            <w:highlight w:val="lightGray"/>
+            <w:u w:val="single"/>
+          </w:rPr>
+          <w:t>free</w:t>
+        </w:r>
+        <w:r>
+          <w:rPr>
+            <w:rFonts w:eastAsia="Times New Roman" w:cstheme="minorHAnsi"/>
+            <w:color w:val="0969DA"/>
+            <w:highlight w:val="lightGray"/>
+            <w:u w:val="single"/>
+            <w:lang w:val="ru-RU"/>
+          </w:rPr>
+          <w:t>/</w:t>
+        </w:r>
+        <w:r>
+          <w:rPr>
+            <w:rFonts w:eastAsia="Times New Roman" w:cstheme="minorHAnsi"/>
+            <w:color w:val="0969DA"/>
+            <w:highlight w:val="lightGray"/>
+            <w:u w:val="single"/>
+          </w:rPr>
+          <w:t>students</w:t>
+        </w:r>
+        <w:r>
+          <w:rPr>
+            <w:rFonts w:eastAsia="Times New Roman" w:cstheme="minorHAnsi"/>
+            <w:color w:val="0969DA"/>
+            <w:highlight w:val="lightGray"/>
+            <w:u w:val="single"/>
+            <w:lang w:val="ru-RU"/>
+          </w:rPr>
+          <w:t>/</w:t>
+        </w:r>
+      </w:hyperlink>
     </w:p>
     <w:p>
       <w:pPr>
@@ -1080,98 +857,51 @@
         </w:rPr>
         <w:t> </w:t>
       </w:r>
-      <w:r>
-        <w:fldChar w:fldCharType="begin"/>
-      </w:r>
-      <w:r>
-        <w:rPr>
-          <w:lang w:val="ru-RU"/>
-        </w:rPr>
-        <w:instrText xml:space="preserve"> </w:instrText>
-      </w:r>
-      <w:r>
-        <w:instrText>HYPERLINK</w:instrText>
-      </w:r>
-      <w:r>
-        <w:rPr>
-          <w:lang w:val="ru-RU"/>
-        </w:rPr>
-        <w:instrText xml:space="preserve"> "</w:instrText>
-      </w:r>
-      <w:r>
-        <w:instrText>https</w:instrText>
-      </w:r>
-      <w:r>
-        <w:rPr>
-          <w:lang w:val="ru-RU"/>
-        </w:rPr>
-        <w:instrText>://</w:instrText>
-      </w:r>
-      <w:r>
-        <w:instrText>docs</w:instrText>
-      </w:r>
-      <w:r>
-        <w:rPr>
-          <w:lang w:val="ru-RU"/>
-        </w:rPr>
-        <w:instrText>.</w:instrText>
-      </w:r>
-      <w:r>
-        <w:instrText>irail</w:instrText>
-      </w:r>
-      <w:r>
-        <w:rPr>
-          <w:lang w:val="ru-RU"/>
-        </w:rPr>
-        <w:instrText>.</w:instrText>
-      </w:r>
-      <w:r>
-        <w:instrText>be</w:instrText>
-      </w:r>
-      <w:r>
-        <w:rPr>
-          <w:lang w:val="ru-RU"/>
-        </w:rPr>
-        <w:instrText xml:space="preserve">/" </w:instrText>
-      </w:r>
-      <w:r>
-        <w:fldChar w:fldCharType="separate"/>
-      </w:r>
-      <w:r>
-        <w:rPr>
-          <w:rFonts w:eastAsia="Times New Roman" w:cstheme="minorHAnsi"/>
-          <w:color w:val="0969DA"/>
-          <w:u w:val="single"/>
-        </w:rPr>
-        <w:t>API</w:t>
-      </w:r>
-      <w:r>
-        <w:rPr>
-          <w:rFonts w:eastAsia="Times New Roman" w:cstheme="minorHAnsi"/>
-          <w:color w:val="0969DA"/>
-          <w:u w:val="single"/>
-          <w:lang w:val="ru-RU"/>
-        </w:rPr>
-        <w:t xml:space="preserve"> </w:t>
-      </w:r>
-      <w:proofErr w:type="spellStart"/>
-      <w:r>
-        <w:rPr>
-          <w:rFonts w:eastAsia="Times New Roman" w:cstheme="minorHAnsi"/>
-          <w:color w:val="0969DA"/>
-          <w:u w:val="single"/>
-        </w:rPr>
-        <w:t>iRail</w:t>
-      </w:r>
-      <w:proofErr w:type="spellEnd"/>
-      <w:r>
-        <w:rPr>
-          <w:rFonts w:eastAsia="Times New Roman" w:cstheme="minorHAnsi"/>
-          <w:color w:val="0969DA"/>
-          <w:u w:val="single"/>
-        </w:rPr>
-        <w:fldChar w:fldCharType="end"/>
-      </w:r>
+      <w:hyperlink r:id="rId7" w:history="1">
+        <w:r>
+          <w:rPr>
+            <w:rFonts w:eastAsia="Times New Roman" w:cstheme="minorHAnsi"/>
+            <w:color w:val="0969DA"/>
+            <w:u w:val="single"/>
+          </w:rPr>
+          <w:t>API</w:t>
+        </w:r>
+        <w:r>
+          <w:rPr>
+            <w:rFonts w:eastAsia="Times New Roman" w:cstheme="minorHAnsi"/>
+            <w:color w:val="0969DA"/>
+            <w:u w:val="single"/>
+            <w:lang w:val="ru-RU"/>
+          </w:rPr>
+          <w:t xml:space="preserve"> </w:t>
+        </w:r>
+        <w:proofErr w:type="spellStart"/>
+        <w:r>
+          <w:rPr>
+            <w:rFonts w:eastAsia="Times New Roman" w:cstheme="minorHAnsi"/>
+            <w:color w:val="0969DA"/>
+            <w:u w:val="single"/>
+          </w:rPr>
+          <w:t>iR</w:t>
+        </w:r>
+        <w:r>
+          <w:rPr>
+            <w:rFonts w:eastAsia="Times New Roman" w:cstheme="minorHAnsi"/>
+            <w:color w:val="0969DA"/>
+            <w:u w:val="single"/>
+          </w:rPr>
+          <w:t>a</w:t>
+        </w:r>
+        <w:r>
+          <w:rPr>
+            <w:rFonts w:eastAsia="Times New Roman" w:cstheme="minorHAnsi"/>
+            <w:color w:val="0969DA"/>
+            <w:u w:val="single"/>
+          </w:rPr>
+          <w:t>il</w:t>
+        </w:r>
+        <w:proofErr w:type="spellEnd"/>
+      </w:hyperlink>
       <w:r>
         <w:rPr>
           <w:rFonts w:eastAsia="Times New Roman" w:cstheme="minorHAnsi"/>
@@ -1266,30 +996,12 @@
           <w:color w:val="1F2328"/>
           <w:lang w:val="ru-RU"/>
         </w:rPr>
-        <w:t xml:space="preserve"> </w:t>
-      </w:r>
-      <w:proofErr w:type="gramStart"/>
-      <w:r>
-        <w:rPr>
-          <w:rFonts w:eastAsia="Times New Roman" w:cstheme="minorHAnsi"/>
-          <w:color w:val="1F2328"/>
-          <w:lang w:val="ru-RU"/>
-        </w:rPr>
-        <w:t>последовательных</w:t>
-      </w:r>
-      <w:proofErr w:type="gramEnd"/>
-      <w:r>
-        <w:rPr>
-          <w:rFonts w:eastAsia="Times New Roman" w:cstheme="minorHAnsi"/>
-          <w:color w:val="1F2328"/>
-          <w:lang w:val="ru-RU"/>
-        </w:rPr>
-        <w:t xml:space="preserve"> уровня:</w:t>
-      </w:r>
-    </w:p>
-    <w:p>
-      <w:pPr>
-        <w:pStyle w:val="a7"/>
+        <w:t xml:space="preserve"> последовательных уровня:</w:t>
+      </w:r>
+    </w:p>
+    <w:p>
+      <w:pPr>
+        <w:pStyle w:val="ListParagraph"/>
         <w:numPr>
           <w:ilvl w:val="0"/>
           <w:numId w:val="12"/>
@@ -1414,7 +1126,7 @@
     </w:p>
     <w:p>
       <w:pPr>
-        <w:pStyle w:val="a7"/>
+        <w:pStyle w:val="ListParagraph"/>
         <w:numPr>
           <w:ilvl w:val="0"/>
           <w:numId w:val="12"/>
@@ -1670,98 +1382,35 @@
         </w:rPr>
         <w:t> </w:t>
       </w:r>
-      <w:r>
-        <w:fldChar w:fldCharType="begin"/>
-      </w:r>
-      <w:r>
-        <w:rPr>
-          <w:lang w:val="ru-RU"/>
-        </w:rPr>
-        <w:instrText xml:space="preserve"> </w:instrText>
-      </w:r>
-      <w:r>
-        <w:instrText>HYPERLINK</w:instrText>
-      </w:r>
-      <w:r>
-        <w:rPr>
-          <w:lang w:val="ru-RU"/>
-        </w:rPr>
-        <w:instrText xml:space="preserve"> "</w:instrText>
-      </w:r>
-      <w:r>
-        <w:instrText>https</w:instrText>
-      </w:r>
-      <w:r>
-        <w:rPr>
-          <w:lang w:val="ru-RU"/>
-        </w:rPr>
-        <w:instrText>://</w:instrText>
-      </w:r>
-      <w:r>
-        <w:instrText>docs</w:instrText>
-      </w:r>
-      <w:r>
-        <w:rPr>
-          <w:lang w:val="ru-RU"/>
-        </w:rPr>
-        <w:instrText>.</w:instrText>
-      </w:r>
-      <w:r>
-        <w:instrText>irail</w:instrText>
-      </w:r>
-      <w:r>
-        <w:rPr>
-          <w:lang w:val="ru-RU"/>
-        </w:rPr>
-        <w:instrText>.</w:instrText>
-      </w:r>
-      <w:r>
-        <w:instrText>be</w:instrText>
-      </w:r>
-      <w:r>
-        <w:rPr>
-          <w:lang w:val="ru-RU"/>
-        </w:rPr>
-        <w:instrText xml:space="preserve">/" </w:instrText>
-      </w:r>
-      <w:r>
-        <w:fldChar w:fldCharType="separate"/>
-      </w:r>
-      <w:r>
-        <w:rPr>
-          <w:rFonts w:eastAsia="Times New Roman" w:cstheme="minorHAnsi"/>
-          <w:color w:val="0969DA"/>
-          <w:u w:val="single"/>
-        </w:rPr>
-        <w:t>API</w:t>
-      </w:r>
-      <w:r>
-        <w:rPr>
-          <w:rFonts w:eastAsia="Times New Roman" w:cstheme="minorHAnsi"/>
-          <w:color w:val="0969DA"/>
-          <w:u w:val="single"/>
-          <w:lang w:val="ru-RU"/>
-        </w:rPr>
-        <w:t xml:space="preserve"> </w:t>
-      </w:r>
-      <w:proofErr w:type="spellStart"/>
-      <w:r>
-        <w:rPr>
-          <w:rFonts w:eastAsia="Times New Roman" w:cstheme="minorHAnsi"/>
-          <w:color w:val="0969DA"/>
-          <w:u w:val="single"/>
-        </w:rPr>
-        <w:t>iRail</w:t>
-      </w:r>
-      <w:proofErr w:type="spellEnd"/>
-      <w:r>
-        <w:rPr>
-          <w:rFonts w:eastAsia="Times New Roman" w:cstheme="minorHAnsi"/>
-          <w:color w:val="0969DA"/>
-          <w:u w:val="single"/>
-        </w:rPr>
-        <w:fldChar w:fldCharType="end"/>
-      </w:r>
+      <w:hyperlink r:id="rId8" w:history="1">
+        <w:r>
+          <w:rPr>
+            <w:rFonts w:eastAsia="Times New Roman" w:cstheme="minorHAnsi"/>
+            <w:color w:val="0969DA"/>
+            <w:u w:val="single"/>
+          </w:rPr>
+          <w:t>API</w:t>
+        </w:r>
+        <w:r>
+          <w:rPr>
+            <w:rFonts w:eastAsia="Times New Roman" w:cstheme="minorHAnsi"/>
+            <w:color w:val="0969DA"/>
+            <w:u w:val="single"/>
+            <w:lang w:val="ru-RU"/>
+          </w:rPr>
+          <w:t xml:space="preserve"> </w:t>
+        </w:r>
+        <w:proofErr w:type="spellStart"/>
+        <w:r>
+          <w:rPr>
+            <w:rFonts w:eastAsia="Times New Roman" w:cstheme="minorHAnsi"/>
+            <w:color w:val="0969DA"/>
+            <w:u w:val="single"/>
+          </w:rPr>
+          <w:t>iRail</w:t>
+        </w:r>
+        <w:proofErr w:type="spellEnd"/>
+      </w:hyperlink>
       <w:r>
         <w:rPr>
           <w:rFonts w:eastAsia="Times New Roman" w:cstheme="minorHAnsi"/>
@@ -1925,25 +1574,7 @@
           <w:color w:val="1F2328"/>
           <w:lang w:val="ru-RU"/>
         </w:rPr>
-        <w:t xml:space="preserve">, отвечать на реальные вопросы или </w:t>
-      </w:r>
-      <w:proofErr w:type="gramStart"/>
-      <w:r>
-        <w:rPr>
-          <w:rFonts w:eastAsia="Times New Roman" w:cstheme="minorHAnsi"/>
-          <w:color w:val="1F2328"/>
-          <w:lang w:val="ru-RU"/>
-        </w:rPr>
-        <w:t>помогать людям принимать</w:t>
-      </w:r>
-      <w:proofErr w:type="gramEnd"/>
-      <w:r>
-        <w:rPr>
-          <w:rFonts w:eastAsia="Times New Roman" w:cstheme="minorHAnsi"/>
-          <w:color w:val="1F2328"/>
-          <w:lang w:val="ru-RU"/>
-        </w:rPr>
-        <w:t xml:space="preserve"> боле</w:t>
+        <w:t>, отвечать на реальные вопросы или помогать людям принимать боле</w:t>
       </w:r>
       <w:r>
         <w:rPr>
@@ -2028,6 +1659,7 @@
           <w:b/>
           <w:bCs/>
           <w:color w:val="1F2328"/>
+          <w:highlight w:val="green"/>
           <w:lang w:val="ru-RU"/>
         </w:rPr>
         <w:t>Табло отправлений в режиме реального времени</w:t>
@@ -2062,17 +1694,83 @@
           <w:b/>
           <w:bCs/>
           <w:color w:val="1F2328"/>
-          <w:lang w:val="ru-RU"/>
-        </w:rPr>
-        <w:t>Монитор задержек</w:t>
-      </w:r>
-      <w:r>
-        <w:rPr>
-          <w:rFonts w:eastAsia="Times New Roman" w:cstheme="minorHAnsi"/>
-          <w:color w:val="1F2328"/>
-          <w:lang w:val="ru-RU"/>
-        </w:rPr>
-        <w:t>: отслеживайте, на каких станциях или поездах наблюдаются наибольшие задержки с течением времени.</w:t>
+          <w:highlight w:val="green"/>
+          <w:lang w:val="ru-RU"/>
+        </w:rPr>
+        <w:t>Отправления:</w:t>
+      </w:r>
+      <w:r>
+        <w:rPr>
+          <w:rFonts w:eastAsia="Times New Roman" w:cstheme="minorHAnsi"/>
+          <w:color w:val="1F2328"/>
+          <w:lang w:val="ru-RU"/>
+        </w:rPr>
+        <w:t xml:space="preserve"> Отправление — это определённый поезд, отправляющийся с определённой станции в определённый день. Сочетание этих трёх полей уникально во времени, что делает его идеальным идентификатором. Пример: </w:t>
+      </w:r>
+      <w:r>
+        <w:rPr>
+          <w:rFonts w:eastAsia="Times New Roman" w:cstheme="minorHAnsi"/>
+          <w:color w:val="1F2328"/>
+          <w:lang w:val="ru-RU"/>
+        </w:rPr>
+        <w:fldChar w:fldCharType="begin"/>
+      </w:r>
+      <w:r>
+        <w:rPr>
+          <w:rFonts w:eastAsia="Times New Roman" w:cstheme="minorHAnsi"/>
+          <w:color w:val="1F2328"/>
+          <w:lang w:val="ru-RU"/>
+        </w:rPr>
+        <w:instrText xml:space="preserve"> HYPERLINK "</w:instrText>
+      </w:r>
+      <w:r>
+        <w:rPr>
+          <w:rFonts w:eastAsia="Times New Roman" w:cstheme="minorHAnsi"/>
+          <w:color w:val="1F2328"/>
+          <w:lang w:val="ru-RU"/>
+        </w:rPr>
+        <w:instrText>http://irail.be/connections/8814001/20171002/IC532</w:instrText>
+      </w:r>
+      <w:r>
+        <w:rPr>
+          <w:rFonts w:eastAsia="Times New Roman" w:cstheme="minorHAnsi"/>
+          <w:color w:val="1F2328"/>
+          <w:lang w:val="ru-RU"/>
+        </w:rPr>
+        <w:instrText xml:space="preserve">" </w:instrText>
+      </w:r>
+      <w:r>
+        <w:rPr>
+          <w:rFonts w:eastAsia="Times New Roman" w:cstheme="minorHAnsi"/>
+          <w:color w:val="1F2328"/>
+          <w:lang w:val="ru-RU"/>
+        </w:rPr>
+        <w:fldChar w:fldCharType="separate"/>
+      </w:r>
+      <w:r>
+        <w:rPr>
+          <w:rStyle w:val="Hyperlink"/>
+          <w:rFonts w:eastAsia="Times New Roman" w:cstheme="minorHAnsi"/>
+          <w:lang w:val="ru-RU"/>
+        </w:rPr>
+        <w:t>http://irail.be/connections/8814001/20171002/IC532</w:t>
+      </w:r>
+      <w:r>
+        <w:rPr>
+          <w:rFonts w:eastAsia="Times New Roman" w:cstheme="minorHAnsi"/>
+          <w:color w:val="1F2328"/>
+          <w:lang w:val="ru-RU"/>
+        </w:rPr>
+        <w:fldChar w:fldCharType="end"/>
+      </w:r>
+      <w:bookmarkStart w:id="0" w:name="_GoBack"/>
+      <w:bookmarkEnd w:id="0"/>
+      <w:r>
+        <w:rPr>
+          <w:rFonts w:eastAsia="Times New Roman" w:cstheme="minorHAnsi"/>
+          <w:color w:val="1F2328"/>
+        </w:rPr>
+        <w:t xml:space="preserve"> </w:t>
       </w:r>
     </w:p>
     <w:p>
@@ -2098,15 +1796,15 @@
           <w:color w:val="1F2328"/>
           <w:lang w:val="ru-RU"/>
         </w:rPr>
-        <w:t>Поиск маршрутов</w:t>
-      </w:r>
-      <w:r>
-        <w:rPr>
-          <w:rFonts w:eastAsia="Times New Roman" w:cstheme="minorHAnsi"/>
-          <w:color w:val="1F2328"/>
-          <w:lang w:val="ru-RU"/>
-        </w:rPr>
-        <w:t>: Позволяет пользователям проверять время в пути и информацию о пересадках между двумя городами.</w:t>
+        <w:t>Монитор задержек</w:t>
+      </w:r>
+      <w:r>
+        <w:rPr>
+          <w:rFonts w:eastAsia="Times New Roman" w:cstheme="minorHAnsi"/>
+          <w:color w:val="1F2328"/>
+          <w:lang w:val="ru-RU"/>
+        </w:rPr>
+        <w:t>: отслеживайте, на каких станциях или поездах наблюдаются наибольшие задержки с течением времени.</w:t>
       </w:r>
     </w:p>
     <w:p>
@@ -2130,47 +1828,18 @@
           <w:b/>
           <w:bCs/>
           <w:color w:val="1F2328"/>
-          <w:lang w:val="ru-RU"/>
-        </w:rPr>
-        <w:t>Распределение типов поездов</w:t>
-      </w:r>
-      <w:r>
-        <w:rPr>
-          <w:rFonts w:eastAsia="Times New Roman" w:cstheme="minorHAnsi"/>
-          <w:color w:val="1F2328"/>
-          <w:lang w:val="ru-RU"/>
-        </w:rPr>
-        <w:t>: визуализируйте, где и как работают различные типы поездов (</w:t>
-      </w:r>
-      <w:r>
-        <w:rPr>
-          <w:rFonts w:eastAsia="Times New Roman" w:cstheme="minorHAnsi"/>
-          <w:color w:val="1F2328"/>
-        </w:rPr>
-        <w:t>IC</w:t>
-      </w:r>
-      <w:r>
-        <w:rPr>
-          <w:rFonts w:eastAsia="Times New Roman" w:cstheme="minorHAnsi"/>
-          <w:color w:val="1F2328"/>
-          <w:lang w:val="ru-RU"/>
-        </w:rPr>
-        <w:t xml:space="preserve">, </w:t>
-      </w:r>
-      <w:r>
-        <w:rPr>
-          <w:rFonts w:eastAsia="Times New Roman" w:cstheme="minorHAnsi"/>
-          <w:color w:val="1F2328"/>
-        </w:rPr>
-        <w:t>S</w:t>
-      </w:r>
-      <w:r>
-        <w:rPr>
-          <w:rFonts w:eastAsia="Times New Roman" w:cstheme="minorHAnsi"/>
-          <w:color w:val="1F2328"/>
-          <w:lang w:val="ru-RU"/>
-        </w:rPr>
-        <w:t xml:space="preserve"> и т. д.).</w:t>
+          <w:highlight w:val="green"/>
+          <w:lang w:val="ru-RU"/>
+        </w:rPr>
+        <w:t>Поиск маршрутов</w:t>
+      </w:r>
+      <w:r>
+        <w:rPr>
+          <w:rFonts w:eastAsia="Times New Roman" w:cstheme="minorHAnsi"/>
+          <w:color w:val="1F2328"/>
+          <w:lang w:val="ru-RU"/>
+        </w:rPr>
+        <w:t>: Позволяет пользователям проверять время в пути и информацию о пересадках между двумя городами.</w:t>
       </w:r>
     </w:p>
     <w:p>
@@ -2196,6 +1865,70 @@
           <w:color w:val="1F2328"/>
           <w:lang w:val="ru-RU"/>
         </w:rPr>
+        <w:t>Распределение типов поездов</w:t>
+      </w:r>
+      <w:r>
+        <w:rPr>
+          <w:rFonts w:eastAsia="Times New Roman" w:cstheme="minorHAnsi"/>
+          <w:color w:val="1F2328"/>
+          <w:lang w:val="ru-RU"/>
+        </w:rPr>
+        <w:t>: визуализируйте, где и как работают различные типы поездов (</w:t>
+      </w:r>
+      <w:r>
+        <w:rPr>
+          <w:rFonts w:eastAsia="Times New Roman" w:cstheme="minorHAnsi"/>
+          <w:color w:val="1F2328"/>
+        </w:rPr>
+        <w:t>IC</w:t>
+      </w:r>
+      <w:r>
+        <w:rPr>
+          <w:rFonts w:eastAsia="Times New Roman" w:cstheme="minorHAnsi"/>
+          <w:color w:val="1F2328"/>
+          <w:lang w:val="ru-RU"/>
+        </w:rPr>
+        <w:t xml:space="preserve">, </w:t>
+      </w:r>
+      <w:r>
+        <w:rPr>
+          <w:rFonts w:eastAsia="Times New Roman" w:cstheme="minorHAnsi"/>
+          <w:color w:val="1F2328"/>
+        </w:rPr>
+        <w:t>S</w:t>
+      </w:r>
+      <w:r>
+        <w:rPr>
+          <w:rFonts w:eastAsia="Times New Roman" w:cstheme="minorHAnsi"/>
+          <w:color w:val="1F2328"/>
+          <w:lang w:val="ru-RU"/>
+        </w:rPr>
+        <w:t xml:space="preserve"> и т. д.).</w:t>
+      </w:r>
+    </w:p>
+    <w:p>
+      <w:pPr>
+        <w:numPr>
+          <w:ilvl w:val="0"/>
+          <w:numId w:val="5"/>
+        </w:numPr>
+        <w:shd w:val="clear" w:color="auto" w:fill="FFFFFF"/>
+        <w:spacing w:after="60" w:line="240" w:lineRule="auto"/>
+        <w:contextualSpacing/>
+        <w:rPr>
+          <w:rFonts w:eastAsia="Times New Roman" w:cstheme="minorHAnsi"/>
+          <w:color w:val="1F2328"/>
+          <w:lang w:val="ru-RU"/>
+        </w:rPr>
+      </w:pPr>
+      <w:r>
+        <w:rPr>
+          <w:rFonts w:eastAsia="Times New Roman" w:cstheme="minorHAnsi"/>
+          <w:b/>
+          <w:bCs/>
+          <w:color w:val="1F2328"/>
+          <w:lang w:val="ru-RU"/>
+        </w:rPr>
         <w:t>Анализ пиковых часов</w:t>
       </w:r>
       <w:r>
@@ -2204,25 +1937,7 @@
           <w:color w:val="1F2328"/>
           <w:lang w:val="ru-RU"/>
         </w:rPr>
-        <w:t xml:space="preserve">: покажите, как меняется железнодорожное </w:t>
-      </w:r>
-      <w:proofErr w:type="gramStart"/>
-      <w:r>
-        <w:rPr>
-          <w:rFonts w:eastAsia="Times New Roman" w:cstheme="minorHAnsi"/>
-          <w:color w:val="1F2328"/>
-          <w:lang w:val="ru-RU"/>
-        </w:rPr>
-        <w:t>движение</w:t>
-      </w:r>
-      <w:proofErr w:type="gramEnd"/>
-      <w:r>
-        <w:rPr>
-          <w:rFonts w:eastAsia="Times New Roman" w:cstheme="minorHAnsi"/>
-          <w:color w:val="1F2328"/>
-          <w:lang w:val="ru-RU"/>
-        </w:rPr>
-        <w:t xml:space="preserve"> и задержки в зависимости от времени суток или недели.</w:t>
+        <w:t>: покажите, как меняется железнодорожное движение и задержки в зависимости от времени суток или недели.</w:t>
       </w:r>
     </w:p>
     <w:p>
@@ -2484,7 +2199,7 @@
                     <pic:cNvPicPr/>
                   </pic:nvPicPr>
                   <pic:blipFill>
-                    <a:blip r:embed="rId6"/>
+                    <a:blip r:embed="rId9"/>
                     <a:stretch>
                       <a:fillRect/>
                     </a:stretch>
@@ -2995,25 +2710,7 @@
                 <w:sz w:val="20"/>
                 <w:lang w:val="ru-RU"/>
               </w:rPr>
-              <w:t xml:space="preserve">Запустите логику загрузки данных в виде </w:t>
-            </w:r>
-            <w:proofErr w:type="spellStart"/>
-            <w:r>
-              <w:rPr>
-                <w:rFonts w:eastAsia="Times New Roman" w:cstheme="minorHAnsi"/>
-                <w:sz w:val="20"/>
-                <w:lang w:val="ru-RU"/>
-              </w:rPr>
-              <w:t>бессерверного</w:t>
-            </w:r>
-            <w:proofErr w:type="spellEnd"/>
-            <w:r>
-              <w:rPr>
-                <w:rFonts w:eastAsia="Times New Roman" w:cstheme="minorHAnsi"/>
-                <w:sz w:val="20"/>
-                <w:lang w:val="ru-RU"/>
-              </w:rPr>
-              <w:t xml:space="preserve"> приложения.</w:t>
+              <w:t>Запустите логику загрузки данных в виде бессерверного приложения.</w:t>
             </w:r>
           </w:p>
         </w:tc>
@@ -3334,23 +3031,13 @@
                 <w:lang w:val="ru-RU"/>
               </w:rPr>
             </w:pPr>
-            <w:proofErr w:type="gramStart"/>
             <w:r>
               <w:rPr>
                 <w:rFonts w:eastAsia="Times New Roman" w:cstheme="minorHAnsi"/>
                 <w:sz w:val="20"/>
                 <w:lang w:val="ru-RU"/>
               </w:rPr>
-              <w:t>Разместите функцию</w:t>
-            </w:r>
-            <w:proofErr w:type="gramEnd"/>
-            <w:r>
-              <w:rPr>
-                <w:rFonts w:eastAsia="Times New Roman" w:cstheme="minorHAnsi"/>
-                <w:sz w:val="20"/>
-                <w:lang w:val="ru-RU"/>
-              </w:rPr>
-              <w:t xml:space="preserve"> с автоматическим масштабированием.</w:t>
+              <w:t>Разместите функцию с автоматическим масштабированием.</w:t>
             </w:r>
           </w:p>
         </w:tc>
@@ -3953,25 +3640,7 @@
           <w:color w:val="1F2328"/>
           <w:lang w:val="ru-RU"/>
         </w:rPr>
-        <w:t xml:space="preserve">Настройте брандмауэр для разрешения </w:t>
-      </w:r>
-      <w:proofErr w:type="gramStart"/>
-      <w:r>
-        <w:rPr>
-          <w:rFonts w:eastAsia="Times New Roman" w:cstheme="minorHAnsi"/>
-          <w:color w:val="1F2328"/>
-          <w:lang w:val="ru-RU"/>
-        </w:rPr>
-        <w:t>внешних</w:t>
-      </w:r>
-      <w:proofErr w:type="gramEnd"/>
-      <w:r>
-        <w:rPr>
-          <w:rFonts w:eastAsia="Times New Roman" w:cstheme="minorHAnsi"/>
-          <w:color w:val="1F2328"/>
-          <w:lang w:val="ru-RU"/>
-        </w:rPr>
-        <w:t xml:space="preserve"> </w:t>
+        <w:t xml:space="preserve">Настройте брандмауэр для разрешения внешних </w:t>
       </w:r>
       <w:r>
         <w:rPr>
@@ -4302,7 +3971,23 @@
           <w:rFonts w:eastAsia="Times New Roman" w:cstheme="minorHAnsi"/>
           <w:color w:val="1F2328"/>
         </w:rPr>
-        <w:t>liveboardили</w:t>
+        <w:t>liveboard</w:t>
+      </w:r>
+      <w:proofErr w:type="spellEnd"/>
+      <w:r>
+        <w:rPr>
+          <w:rFonts w:eastAsia="Times New Roman" w:cstheme="minorHAnsi"/>
+          <w:color w:val="1F2328"/>
+        </w:rPr>
+        <w:t xml:space="preserve"> </w:t>
+      </w:r>
+      <w:proofErr w:type="spellStart"/>
+      <w:r>
+        <w:rPr>
+          <w:rFonts w:eastAsia="Times New Roman" w:cstheme="minorHAnsi"/>
+          <w:color w:val="1F2328"/>
+        </w:rPr>
+        <w:t>или</w:t>
       </w:r>
       <w:proofErr w:type="spellEnd"/>
       <w:r>
@@ -5075,7 +4760,6 @@
           <w:lang w:val="ru-RU"/>
         </w:rPr>
       </w:pPr>
-      <w:proofErr w:type="gramStart"/>
       <w:r>
         <w:rPr>
           <w:rFonts w:eastAsia="Times New Roman" w:cstheme="minorHAnsi"/>
@@ -5099,7 +4783,6 @@
         </w:rPr>
         <w:t>-таблице обрабатываются повторяющиеся записи.</w:t>
       </w:r>
-      <w:proofErr w:type="gramEnd"/>
     </w:p>
     <w:p>
       <w:pPr>
@@ -5770,7 +5453,7 @@
     </w:p>
     <w:tbl>
       <w:tblPr>
-        <w:tblStyle w:val="a8"/>
+        <w:tblStyle w:val="TableGrid"/>
         <w:tblW w:w="0" w:type="auto"/>
         <w:tblLook w:val="04A0" w:firstRow="1" w:lastRow="0" w:firstColumn="1" w:lastColumn="0" w:noHBand="0" w:noVBand="1"/>
       </w:tblPr>
@@ -6454,7 +6137,6 @@
         </w:rPr>
         <w:t xml:space="preserve">=== </w:t>
       </w:r>
-      <w:proofErr w:type="spellStart"/>
       <w:r>
         <w:rPr>
           <w:rFonts w:eastAsia="Times New Roman" w:cstheme="minorHAnsi"/>
@@ -6464,33 +6146,8 @@
           <w:sz w:val="24"/>
           <w:lang w:val="ru-RU"/>
         </w:rPr>
-        <w:t>Submission</w:t>
-      </w:r>
-      <w:proofErr w:type="spellEnd"/>
-      <w:r>
-        <w:rPr>
-          <w:rFonts w:eastAsia="Times New Roman" w:cstheme="minorHAnsi"/>
-          <w:b/>
-          <w:bCs/>
-          <w:color w:val="1F2328"/>
-          <w:sz w:val="24"/>
-          <w:lang w:val="ru-RU"/>
-        </w:rPr>
-        <w:t xml:space="preserve"> </w:t>
-      </w:r>
-      <w:proofErr w:type="spellStart"/>
-      <w:r>
-        <w:rPr>
-          <w:rFonts w:eastAsia="Times New Roman" w:cstheme="minorHAnsi"/>
-          <w:b/>
-          <w:bCs/>
-          <w:color w:val="1F2328"/>
-          <w:sz w:val="24"/>
-          <w:lang w:val="ru-RU"/>
-        </w:rPr>
-        <w:t>Checklist</w:t>
-      </w:r>
-      <w:proofErr w:type="spellEnd"/>
+        <w:t>Submission Checklist</w:t>
+      </w:r>
       <w:r>
         <w:rPr>
           <w:rFonts w:eastAsia="Times New Roman" w:cstheme="minorHAnsi"/>
@@ -6793,8 +6450,8 @@
 </file>
 
 <file path=word/numbering.xml><?xml version="1.0" encoding="utf-8"?>
-<w:numbering xmlns:wpc="http://schemas.microsoft.com/office/word/2010/wordprocessingCanvas" xmlns:mc="http://schemas.openxmlformats.org/markup-compatibility/2006" xmlns:o="urn:schemas-microsoft-com:office:office" xmlns:r="http://schemas.openxmlformats.org/officeDocument/2006/relationships" xmlns:m="http://schemas.openxmlformats.org/officeDocument/2006/math" xmlns:v="urn:schemas-microsoft-com:vml" xmlns:wp14="http://schemas.microsoft.com/office/word/2010/wordprocessingDrawing" xmlns:wp="http://schemas.openxmlformats.org/drawingml/2006/wordprocessingDrawing" xmlns:w10="urn:schemas-microsoft-com:office:word" xmlns:w="http://schemas.openxmlformats.org/wordprocessingml/2006/main" xmlns:w14="http://schemas.microsoft.com/office/word/2010/wordml" xmlns:wpg="http://schemas.microsoft.com/office/word/2010/wordprocessingGroup" xmlns:wpi="http://schemas.microsoft.com/office/word/2010/wordprocessingInk" xmlns:wne="http://schemas.microsoft.com/office/word/2006/wordml" xmlns:wps="http://schemas.microsoft.com/office/word/2010/wordprocessingShape" mc:Ignorable="w14 wp14">
-  <w:abstractNum w:abstractNumId="0">
+<w:numbering xmlns:wpc="http://schemas.microsoft.com/office/word/2010/wordprocessingCanvas" xmlns:cx="http://schemas.microsoft.com/office/drawing/2014/chartex" xmlns:cx1="http://schemas.microsoft.com/office/drawing/2015/9/8/chartex" xmlns:mc="http://schemas.openxmlformats.org/markup-compatibility/2006" xmlns:o="urn:schemas-microsoft-com:office:office" xmlns:r="http://schemas.openxmlformats.org/officeDocument/2006/relationships" xmlns:m="http://schemas.openxmlformats.org/officeDocument/2006/math" xmlns:v="urn:schemas-microsoft-com:vml" xmlns:wp14="http://schemas.microsoft.com/office/word/2010/wordprocessingDrawing" xmlns:wp="http://schemas.openxmlformats.org/drawingml/2006/wordprocessingDrawing" xmlns:w10="urn:schemas-microsoft-com:office:word" xmlns:w="http://schemas.openxmlformats.org/wordprocessingml/2006/main" xmlns:w14="http://schemas.microsoft.com/office/word/2010/wordml" xmlns:w15="http://schemas.microsoft.com/office/word/2012/wordml" xmlns:w16se="http://schemas.microsoft.com/office/word/2015/wordml/symex" xmlns:wpg="http://schemas.microsoft.com/office/word/2010/wordprocessingGroup" xmlns:wpi="http://schemas.microsoft.com/office/word/2010/wordprocessingInk" xmlns:wne="http://schemas.microsoft.com/office/word/2006/wordml" xmlns:wps="http://schemas.microsoft.com/office/word/2010/wordprocessingShape" mc:Ignorable="w14 w15 w16se wp14">
+  <w:abstractNum w:abstractNumId="0" w15:restartNumberingAfterBreak="0">
     <w:nsid w:val="05F40581"/>
     <w:multiLevelType w:val="multilevel"/>
     <w:tmpl w:val="A1888BBC"/>
@@ -6911,7 +6568,7 @@
       </w:pPr>
     </w:lvl>
   </w:abstractNum>
-  <w:abstractNum w:abstractNumId="1">
+  <w:abstractNum w:abstractNumId="1" w15:restartNumberingAfterBreak="0">
     <w:nsid w:val="11E11C9B"/>
     <w:multiLevelType w:val="multilevel"/>
     <w:tmpl w:val="5E2E6828"/>
@@ -7060,7 +6717,7 @@
       </w:rPr>
     </w:lvl>
   </w:abstractNum>
-  <w:abstractNum w:abstractNumId="2">
+  <w:abstractNum w:abstractNumId="2" w15:restartNumberingAfterBreak="0">
     <w:nsid w:val="18DD1A1C"/>
     <w:multiLevelType w:val="multilevel"/>
     <w:tmpl w:val="C8E238CE"/>
@@ -7209,7 +6866,7 @@
       </w:rPr>
     </w:lvl>
   </w:abstractNum>
-  <w:abstractNum w:abstractNumId="3">
+  <w:abstractNum w:abstractNumId="3" w15:restartNumberingAfterBreak="0">
     <w:nsid w:val="22B64B88"/>
     <w:multiLevelType w:val="multilevel"/>
     <w:tmpl w:val="BFAE2B64"/>
@@ -7358,7 +7015,7 @@
       </w:rPr>
     </w:lvl>
   </w:abstractNum>
-  <w:abstractNum w:abstractNumId="4">
+  <w:abstractNum w:abstractNumId="4" w15:restartNumberingAfterBreak="0">
     <w:nsid w:val="25624942"/>
     <w:multiLevelType w:val="multilevel"/>
     <w:tmpl w:val="782A7EF0"/>
@@ -7507,7 +7164,7 @@
       </w:rPr>
     </w:lvl>
   </w:abstractNum>
-  <w:abstractNum w:abstractNumId="5">
+  <w:abstractNum w:abstractNumId="5" w15:restartNumberingAfterBreak="0">
     <w:nsid w:val="34A7378E"/>
     <w:multiLevelType w:val="multilevel"/>
     <w:tmpl w:val="1578E2D8"/>
@@ -7656,7 +7313,7 @@
       </w:rPr>
     </w:lvl>
   </w:abstractNum>
-  <w:abstractNum w:abstractNumId="6">
+  <w:abstractNum w:abstractNumId="6" w15:restartNumberingAfterBreak="0">
     <w:nsid w:val="37894005"/>
     <w:multiLevelType w:val="hybridMultilevel"/>
     <w:tmpl w:val="949A3F20"/>
@@ -7769,7 +7426,7 @@
       </w:rPr>
     </w:lvl>
   </w:abstractNum>
-  <w:abstractNum w:abstractNumId="7">
+  <w:abstractNum w:abstractNumId="7" w15:restartNumberingAfterBreak="0">
     <w:nsid w:val="489F471C"/>
     <w:multiLevelType w:val="multilevel"/>
     <w:tmpl w:val="8F901E9C"/>
@@ -7886,7 +7543,7 @@
       </w:pPr>
     </w:lvl>
   </w:abstractNum>
-  <w:abstractNum w:abstractNumId="8">
+  <w:abstractNum w:abstractNumId="8" w15:restartNumberingAfterBreak="0">
     <w:nsid w:val="5C5A295C"/>
     <w:multiLevelType w:val="multilevel"/>
     <w:tmpl w:val="DB62B7C8"/>
@@ -8035,7 +7692,7 @@
       </w:rPr>
     </w:lvl>
   </w:abstractNum>
-  <w:abstractNum w:abstractNumId="9">
+  <w:abstractNum w:abstractNumId="9" w15:restartNumberingAfterBreak="0">
     <w:nsid w:val="61AD62CA"/>
     <w:multiLevelType w:val="hybridMultilevel"/>
     <w:tmpl w:val="34C0FB6E"/>
@@ -8148,7 +7805,7 @@
       </w:rPr>
     </w:lvl>
   </w:abstractNum>
-  <w:abstractNum w:abstractNumId="10">
+  <w:abstractNum w:abstractNumId="10" w15:restartNumberingAfterBreak="0">
     <w:nsid w:val="76AD120A"/>
     <w:multiLevelType w:val="multilevel"/>
     <w:tmpl w:val="648608AE"/>
@@ -8265,7 +7922,7 @@
       </w:pPr>
     </w:lvl>
   </w:abstractNum>
-  <w:abstractNum w:abstractNumId="11">
+  <w:abstractNum w:abstractNumId="11" w15:restartNumberingAfterBreak="0">
     <w:nsid w:val="76EE5559"/>
     <w:multiLevelType w:val="multilevel"/>
     <w:tmpl w:val="106EADA6"/>
@@ -8414,7 +8071,7 @@
       </w:rPr>
     </w:lvl>
   </w:abstractNum>
-  <w:abstractNum w:abstractNumId="12">
+  <w:abstractNum w:abstractNumId="12" w15:restartNumberingAfterBreak="0">
     <w:nsid w:val="7891292A"/>
     <w:multiLevelType w:val="multilevel"/>
     <w:tmpl w:val="C1D0C372"/>
@@ -8531,7 +8188,7 @@
       </w:pPr>
     </w:lvl>
   </w:abstractNum>
-  <w:abstractNum w:abstractNumId="13">
+  <w:abstractNum w:abstractNumId="13" w15:restartNumberingAfterBreak="0">
     <w:nsid w:val="7F20370F"/>
     <w:multiLevelType w:val="multilevel"/>
     <w:tmpl w:val="0852ACF2"/>
@@ -8726,7 +8383,7 @@
 </file>
 
 <file path=word/styles.xml><?xml version="1.0" encoding="utf-8"?>
-<w:styles xmlns:mc="http://schemas.openxmlformats.org/markup-compatibility/2006" xmlns:r="http://schemas.openxmlformats.org/officeDocument/2006/relationships" xmlns:w="http://schemas.openxmlformats.org/wordprocessingml/2006/main" xmlns:w14="http://schemas.microsoft.com/office/word/2010/wordml" mc:Ignorable="w14">
+<w:styles xmlns:mc="http://schemas.openxmlformats.org/markup-compatibility/2006" xmlns:r="http://schemas.openxmlformats.org/officeDocument/2006/relationships" xmlns:w="http://schemas.openxmlformats.org/wordprocessingml/2006/main" xmlns:w14="http://schemas.microsoft.com/office/word/2010/wordml" xmlns:w15="http://schemas.microsoft.com/office/word/2012/wordml" xmlns:w16se="http://schemas.microsoft.com/office/word/2015/wordml/symex" mc:Ignorable="w14 w15 w16se">
   <w:docDefaults>
     <w:rPrDefault>
       <w:rPr>
@@ -8742,153 +8399,387 @@
       </w:pPr>
     </w:pPrDefault>
   </w:docDefaults>
-  <w:latentStyles w:defLockedState="0" w:defUIPriority="99" w:defSemiHidden="1" w:defUnhideWhenUsed="1" w:defQFormat="0" w:count="267">
-    <w:lsdException w:name="Normal" w:semiHidden="0" w:uiPriority="0" w:unhideWhenUsed="0" w:qFormat="1"/>
-    <w:lsdException w:name="heading 1" w:semiHidden="0" w:uiPriority="9" w:unhideWhenUsed="0" w:qFormat="1"/>
-    <w:lsdException w:name="heading 2" w:uiPriority="9" w:qFormat="1"/>
-    <w:lsdException w:name="heading 3" w:uiPriority="9" w:qFormat="1"/>
-    <w:lsdException w:name="heading 4" w:uiPriority="9" w:qFormat="1"/>
-    <w:lsdException w:name="heading 5" w:uiPriority="9" w:qFormat="1"/>
-    <w:lsdException w:name="heading 6" w:uiPriority="9" w:qFormat="1"/>
-    <w:lsdException w:name="heading 7" w:uiPriority="9" w:qFormat="1"/>
-    <w:lsdException w:name="heading 8" w:uiPriority="9" w:qFormat="1"/>
-    <w:lsdException w:name="heading 9" w:uiPriority="9" w:qFormat="1"/>
-    <w:lsdException w:name="toc 1" w:uiPriority="39"/>
-    <w:lsdException w:name="toc 2" w:uiPriority="39"/>
-    <w:lsdException w:name="toc 3" w:uiPriority="39"/>
-    <w:lsdException w:name="toc 4" w:uiPriority="39"/>
-    <w:lsdException w:name="toc 5" w:uiPriority="39"/>
-    <w:lsdException w:name="toc 6" w:uiPriority="39"/>
-    <w:lsdException w:name="toc 7" w:uiPriority="39"/>
-    <w:lsdException w:name="toc 8" w:uiPriority="39"/>
-    <w:lsdException w:name="toc 9" w:uiPriority="39"/>
-    <w:lsdException w:name="caption" w:uiPriority="35" w:qFormat="1"/>
-    <w:lsdException w:name="Title" w:semiHidden="0" w:uiPriority="10" w:unhideWhenUsed="0" w:qFormat="1"/>
-    <w:lsdException w:name="Default Paragraph Font" w:uiPriority="1"/>
-    <w:lsdException w:name="Subtitle" w:semiHidden="0" w:uiPriority="11" w:unhideWhenUsed="0" w:qFormat="1"/>
-    <w:lsdException w:name="Strong" w:semiHidden="0" w:uiPriority="22" w:unhideWhenUsed="0" w:qFormat="1"/>
-    <w:lsdException w:name="Emphasis" w:semiHidden="0" w:uiPriority="20" w:unhideWhenUsed="0" w:qFormat="1"/>
-    <w:lsdException w:name="Table Grid" w:semiHidden="0" w:uiPriority="59" w:unhideWhenUsed="0"/>
-    <w:lsdException w:name="Placeholder Text" w:unhideWhenUsed="0"/>
-    <w:lsdException w:name="No Spacing" w:semiHidden="0" w:uiPriority="1" w:unhideWhenUsed="0" w:qFormat="1"/>
-    <w:lsdException w:name="Light Shading" w:semiHidden="0" w:uiPriority="60" w:unhideWhenUsed="0"/>
-    <w:lsdException w:name="Light List" w:semiHidden="0" w:uiPriority="61" w:unhideWhenUsed="0"/>
-    <w:lsdException w:name="Light Grid" w:semiHidden="0" w:uiPriority="62" w:unhideWhenUsed="0"/>
-    <w:lsdException w:name="Medium Shading 1" w:semiHidden="0" w:uiPriority="63" w:unhideWhenUsed="0"/>
-    <w:lsdException w:name="Medium Shading 2" w:semiHidden="0" w:uiPriority="64" w:unhideWhenUsed="0"/>
-    <w:lsdException w:name="Medium List 1" w:semiHidden="0" w:uiPriority="65" w:unhideWhenUsed="0"/>
-    <w:lsdException w:name="Medium List 2" w:semiHidden="0" w:uiPriority="66" w:unhideWhenUsed="0"/>
-    <w:lsdException w:name="Medium Grid 1" w:semiHidden="0" w:uiPriority="67" w:unhideWhenUsed="0"/>
-    <w:lsdException w:name="Medium Grid 2" w:semiHidden="0" w:uiPriority="68" w:unhideWhenUsed="0"/>
-    <w:lsdException w:name="Medium Grid 3" w:semiHidden="0" w:uiPriority="69" w:unhideWhenUsed="0"/>
-    <w:lsdException w:name="Dark List" w:semiHidden="0" w:uiPriority="70" w:unhideWhenUsed="0"/>
-    <w:lsdException w:name="Colorful Shading" w:semiHidden="0" w:uiPriority="71" w:unhideWhenUsed="0"/>
-    <w:lsdException w:name="Colorful List" w:semiHidden="0" w:uiPriority="72" w:unhideWhenUsed="0"/>
-    <w:lsdException w:name="Colorful Grid" w:semiHidden="0" w:uiPriority="73" w:unhideWhenUsed="0"/>
-    <w:lsdException w:name="Light Shading Accent 1" w:semiHidden="0" w:uiPriority="60" w:unhideWhenUsed="0"/>
-    <w:lsdException w:name="Light List Accent 1" w:semiHidden="0" w:uiPriority="61" w:unhideWhenUsed="0"/>
-    <w:lsdException w:name="Light Grid Accent 1" w:semiHidden="0" w:uiPriority="62" w:unhideWhenUsed="0"/>
-    <w:lsdException w:name="Medium Shading 1 Accent 1" w:semiHidden="0" w:uiPriority="63" w:unhideWhenUsed="0"/>
-    <w:lsdException w:name="Medium Shading 2 Accent 1" w:semiHidden="0" w:uiPriority="64" w:unhideWhenUsed="0"/>
-    <w:lsdException w:name="Medium List 1 Accent 1" w:semiHidden="0" w:uiPriority="65" w:unhideWhenUsed="0"/>
-    <w:lsdException w:name="Revision" w:unhideWhenUsed="0"/>
-    <w:lsdException w:name="List Paragraph" w:semiHidden="0" w:uiPriority="34" w:unhideWhenUsed="0" w:qFormat="1"/>
-    <w:lsdException w:name="Quote" w:semiHidden="0" w:uiPriority="29" w:unhideWhenUsed="0" w:qFormat="1"/>
-    <w:lsdException w:name="Intense Quote" w:semiHidden="0" w:uiPriority="30" w:unhideWhenUsed="0" w:qFormat="1"/>
-    <w:lsdException w:name="Medium List 2 Accent 1" w:semiHidden="0" w:uiPriority="66" w:unhideWhenUsed="0"/>
-    <w:lsdException w:name="Medium Grid 1 Accent 1" w:semiHidden="0" w:uiPriority="67" w:unhideWhenUsed="0"/>
-    <w:lsdException w:name="Medium Grid 2 Accent 1" w:semiHidden="0" w:uiPriority="68" w:unhideWhenUsed="0"/>
-    <w:lsdException w:name="Medium Grid 3 Accent 1" w:semiHidden="0" w:uiPriority="69" w:unhideWhenUsed="0"/>
-    <w:lsdException w:name="Dark List Accent 1" w:semiHidden="0" w:uiPriority="70" w:unhideWhenUsed="0"/>
-    <w:lsdException w:name="Colorful Shading Accent 1" w:semiHidden="0" w:uiPriority="71" w:unhideWhenUsed="0"/>
-    <w:lsdException w:name="Colorful List Accent 1" w:semiHidden="0" w:uiPriority="72" w:unhideWhenUsed="0"/>
-    <w:lsdException w:name="Colorful Grid Accent 1" w:semiHidden="0" w:uiPriority="73" w:unhideWhenUsed="0"/>
-    <w:lsdException w:name="Light Shading Accent 2" w:semiHidden="0" w:uiPriority="60" w:unhideWhenUsed="0"/>
-    <w:lsdException w:name="Light List Accent 2" w:semiHidden="0" w:uiPriority="61" w:unhideWhenUsed="0"/>
-    <w:lsdException w:name="Light Grid Accent 2" w:semiHidden="0" w:uiPriority="62" w:unhideWhenUsed="0"/>
-    <w:lsdException w:name="Medium Shading 1 Accent 2" w:semiHidden="0" w:uiPriority="63" w:unhideWhenUsed="0"/>
-    <w:lsdException w:name="Medium Shading 2 Accent 2" w:semiHidden="0" w:uiPriority="64" w:unhideWhenUsed="0"/>
-    <w:lsdException w:name="Medium List 1 Accent 2" w:semiHidden="0" w:uiPriority="65" w:unhideWhenUsed="0"/>
-    <w:lsdException w:name="Medium List 2 Accent 2" w:semiHidden="0" w:uiPriority="66" w:unhideWhenUsed="0"/>
-    <w:lsdException w:name="Medium Grid 1 Accent 2" w:semiHidden="0" w:uiPriority="67" w:unhideWhenUsed="0"/>
-    <w:lsdException w:name="Medium Grid 2 Accent 2" w:semiHidden="0" w:uiPriority="68" w:unhideWhenUsed="0"/>
-    <w:lsdException w:name="Medium Grid 3 Accent 2" w:semiHidden="0" w:uiPriority="69" w:unhideWhenUsed="0"/>
-    <w:lsdException w:name="Dark List Accent 2" w:semiHidden="0" w:uiPriority="70" w:unhideWhenUsed="0"/>
-    <w:lsdException w:name="Colorful Shading Accent 2" w:semiHidden="0" w:uiPriority="71" w:unhideWhenUsed="0"/>
-    <w:lsdException w:name="Colorful List Accent 2" w:semiHidden="0" w:uiPriority="72" w:unhideWhenUsed="0"/>
-    <w:lsdException w:name="Colorful Grid Accent 2" w:semiHidden="0" w:uiPriority="73" w:unhideWhenUsed="0"/>
-    <w:lsdException w:name="Light Shading Accent 3" w:semiHidden="0" w:uiPriority="60" w:unhideWhenUsed="0"/>
-    <w:lsdException w:name="Light List Accent 3" w:semiHidden="0" w:uiPriority="61" w:unhideWhenUsed="0"/>
-    <w:lsdException w:name="Light Grid Accent 3" w:semiHidden="0" w:uiPriority="62" w:unhideWhenUsed="0"/>
-    <w:lsdException w:name="Medium Shading 1 Accent 3" w:semiHidden="0" w:uiPriority="63" w:unhideWhenUsed="0"/>
-    <w:lsdException w:name="Medium Shading 2 Accent 3" w:semiHidden="0" w:uiPriority="64" w:unhideWhenUsed="0"/>
-    <w:lsdException w:name="Medium List 1 Accent 3" w:semiHidden="0" w:uiPriority="65" w:unhideWhenUsed="0"/>
-    <w:lsdException w:name="Medium List 2 Accent 3" w:semiHidden="0" w:uiPriority="66" w:unhideWhenUsed="0"/>
-    <w:lsdException w:name="Medium Grid 1 Accent 3" w:semiHidden="0" w:uiPriority="67" w:unhideWhenUsed="0"/>
-    <w:lsdException w:name="Medium Grid 2 Accent 3" w:semiHidden="0" w:uiPriority="68" w:unhideWhenUsed="0"/>
-    <w:lsdException w:name="Medium Grid 3 Accent 3" w:semiHidden="0" w:uiPriority="69" w:unhideWhenUsed="0"/>
-    <w:lsdException w:name="Dark List Accent 3" w:semiHidden="0" w:uiPriority="70" w:unhideWhenUsed="0"/>
-    <w:lsdException w:name="Colorful Shading Accent 3" w:semiHidden="0" w:uiPriority="71" w:unhideWhenUsed="0"/>
-    <w:lsdException w:name="Colorful List Accent 3" w:semiHidden="0" w:uiPriority="72" w:unhideWhenUsed="0"/>
-    <w:lsdException w:name="Colorful Grid Accent 3" w:semiHidden="0" w:uiPriority="73" w:unhideWhenUsed="0"/>
-    <w:lsdException w:name="Light Shading Accent 4" w:semiHidden="0" w:uiPriority="60" w:unhideWhenUsed="0"/>
-    <w:lsdException w:name="Light List Accent 4" w:semiHidden="0" w:uiPriority="61" w:unhideWhenUsed="0"/>
-    <w:lsdException w:name="Light Grid Accent 4" w:semiHidden="0" w:uiPriority="62" w:unhideWhenUsed="0"/>
-    <w:lsdException w:name="Medium Shading 1 Accent 4" w:semiHidden="0" w:uiPriority="63" w:unhideWhenUsed="0"/>
-    <w:lsdException w:name="Medium Shading 2 Accent 4" w:semiHidden="0" w:uiPriority="64" w:unhideWhenUsed="0"/>
-    <w:lsdException w:name="Medium List 1 Accent 4" w:semiHidden="0" w:uiPriority="65" w:unhideWhenUsed="0"/>
-    <w:lsdException w:name="Medium List 2 Accent 4" w:semiHidden="0" w:uiPriority="66" w:unhideWhenUsed="0"/>
-    <w:lsdException w:name="Medium Grid 1 Accent 4" w:semiHidden="0" w:uiPriority="67" w:unhideWhenUsed="0"/>
-    <w:lsdException w:name="Medium Grid 2 Accent 4" w:semiHidden="0" w:uiPriority="68" w:unhideWhenUsed="0"/>
-    <w:lsdException w:name="Medium Grid 3 Accent 4" w:semiHidden="0" w:uiPriority="69" w:unhideWhenUsed="0"/>
-    <w:lsdException w:name="Dark List Accent 4" w:semiHidden="0" w:uiPriority="70" w:unhideWhenUsed="0"/>
-    <w:lsdException w:name="Colorful Shading Accent 4" w:semiHidden="0" w:uiPriority="71" w:unhideWhenUsed="0"/>
-    <w:lsdException w:name="Colorful List Accent 4" w:semiHidden="0" w:uiPriority="72" w:unhideWhenUsed="0"/>
-    <w:lsdException w:name="Colorful Grid Accent 4" w:semiHidden="0" w:uiPriority="73" w:unhideWhenUsed="0"/>
-    <w:lsdException w:name="Light Shading Accent 5" w:semiHidden="0" w:uiPriority="60" w:unhideWhenUsed="0"/>
-    <w:lsdException w:name="Light List Accent 5" w:semiHidden="0" w:uiPriority="61" w:unhideWhenUsed="0"/>
-    <w:lsdException w:name="Light Grid Accent 5" w:semiHidden="0" w:uiPriority="62" w:unhideWhenUsed="0"/>
-    <w:lsdException w:name="Medium Shading 1 Accent 5" w:semiHidden="0" w:uiPriority="63" w:unhideWhenUsed="0"/>
-    <w:lsdException w:name="Medium Shading 2 Accent 5" w:semiHidden="0" w:uiPriority="64" w:unhideWhenUsed="0"/>
-    <w:lsdException w:name="Medium List 1 Accent 5" w:semiHidden="0" w:uiPriority="65" w:unhideWhenUsed="0"/>
-    <w:lsdException w:name="Medium List 2 Accent 5" w:semiHidden="0" w:uiPriority="66" w:unhideWhenUsed="0"/>
-    <w:lsdException w:name="Medium Grid 1 Accent 5" w:semiHidden="0" w:uiPriority="67" w:unhideWhenUsed="0"/>
-    <w:lsdException w:name="Medium Grid 2 Accent 5" w:semiHidden="0" w:uiPriority="68" w:unhideWhenUsed="0"/>
-    <w:lsdException w:name="Medium Grid 3 Accent 5" w:semiHidden="0" w:uiPriority="69" w:unhideWhenUsed="0"/>
-    <w:lsdException w:name="Dark List Accent 5" w:semiHidden="0" w:uiPriority="70" w:unhideWhenUsed="0"/>
-    <w:lsdException w:name="Colorful Shading Accent 5" w:semiHidden="0" w:uiPriority="71" w:unhideWhenUsed="0"/>
-    <w:lsdException w:name="Colorful List Accent 5" w:semiHidden="0" w:uiPriority="72" w:unhideWhenUsed="0"/>
-    <w:lsdException w:name="Colorful Grid Accent 5" w:semiHidden="0" w:uiPriority="73" w:unhideWhenUsed="0"/>
-    <w:lsdException w:name="Light Shading Accent 6" w:semiHidden="0" w:uiPriority="60" w:unhideWhenUsed="0"/>
-    <w:lsdException w:name="Light List Accent 6" w:semiHidden="0" w:uiPriority="61" w:unhideWhenUsed="0"/>
-    <w:lsdException w:name="Light Grid Accent 6" w:semiHidden="0" w:uiPriority="62" w:unhideWhenUsed="0"/>
-    <w:lsdException w:name="Medium Shading 1 Accent 6" w:semiHidden="0" w:uiPriority="63" w:unhideWhenUsed="0"/>
-    <w:lsdException w:name="Medium Shading 2 Accent 6" w:semiHidden="0" w:uiPriority="64" w:unhideWhenUsed="0"/>
-    <w:lsdException w:name="Medium List 1 Accent 6" w:semiHidden="0" w:uiPriority="65" w:unhideWhenUsed="0"/>
-    <w:lsdException w:name="Medium List 2 Accent 6" w:semiHidden="0" w:uiPriority="66" w:unhideWhenUsed="0"/>
-    <w:lsdException w:name="Medium Grid 1 Accent 6" w:semiHidden="0" w:uiPriority="67" w:unhideWhenUsed="0"/>
-    <w:lsdException w:name="Medium Grid 2 Accent 6" w:semiHidden="0" w:uiPriority="68" w:unhideWhenUsed="0"/>
-    <w:lsdException w:name="Medium Grid 3 Accent 6" w:semiHidden="0" w:uiPriority="69" w:unhideWhenUsed="0"/>
-    <w:lsdException w:name="Dark List Accent 6" w:semiHidden="0" w:uiPriority="70" w:unhideWhenUsed="0"/>
-    <w:lsdException w:name="Colorful Shading Accent 6" w:semiHidden="0" w:uiPriority="71" w:unhideWhenUsed="0"/>
-    <w:lsdException w:name="Colorful List Accent 6" w:semiHidden="0" w:uiPriority="72" w:unhideWhenUsed="0"/>
-    <w:lsdException w:name="Colorful Grid Accent 6" w:semiHidden="0" w:uiPriority="73" w:unhideWhenUsed="0"/>
-    <w:lsdException w:name="Subtle Emphasis" w:semiHidden="0" w:uiPriority="19" w:unhideWhenUsed="0" w:qFormat="1"/>
-    <w:lsdException w:name="Intense Emphasis" w:semiHidden="0" w:uiPriority="21" w:unhideWhenUsed="0" w:qFormat="1"/>
-    <w:lsdException w:name="Subtle Reference" w:semiHidden="0" w:uiPriority="31" w:unhideWhenUsed="0" w:qFormat="1"/>
-    <w:lsdException w:name="Intense Reference" w:semiHidden="0" w:uiPriority="32" w:unhideWhenUsed="0" w:qFormat="1"/>
-    <w:lsdException w:name="Book Title" w:semiHidden="0" w:uiPriority="33" w:unhideWhenUsed="0" w:qFormat="1"/>
-    <w:lsdException w:name="Bibliography" w:uiPriority="37"/>
-    <w:lsdException w:name="TOC Heading" w:uiPriority="39" w:qFormat="1"/>
+  <w:latentStyles w:defLockedState="0" w:defUIPriority="99" w:defSemiHidden="0" w:defUnhideWhenUsed="0" w:defQFormat="0" w:count="371">
+    <w:lsdException w:name="Normal" w:uiPriority="0" w:qFormat="1"/>
+    <w:lsdException w:name="heading 1" w:uiPriority="9" w:qFormat="1"/>
+    <w:lsdException w:name="heading 2" w:semiHidden="1" w:uiPriority="9" w:unhideWhenUsed="1" w:qFormat="1"/>
+    <w:lsdException w:name="heading 3" w:semiHidden="1" w:uiPriority="9" w:unhideWhenUsed="1" w:qFormat="1"/>
+    <w:lsdException w:name="heading 4" w:semiHidden="1" w:uiPriority="9" w:unhideWhenUsed="1" w:qFormat="1"/>
+    <w:lsdException w:name="heading 5" w:semiHidden="1" w:uiPriority="9" w:unhideWhenUsed="1" w:qFormat="1"/>
+    <w:lsdException w:name="heading 6" w:semiHidden="1" w:uiPriority="9" w:unhideWhenUsed="1" w:qFormat="1"/>
+    <w:lsdException w:name="heading 7" w:semiHidden="1" w:uiPriority="9" w:unhideWhenUsed="1" w:qFormat="1"/>
+    <w:lsdException w:name="heading 8" w:semiHidden="1" w:uiPriority="9" w:unhideWhenUsed="1" w:qFormat="1"/>
+    <w:lsdException w:name="heading 9" w:semiHidden="1" w:uiPriority="9" w:unhideWhenUsed="1" w:qFormat="1"/>
+    <w:lsdException w:name="index 1" w:semiHidden="1" w:unhideWhenUsed="1"/>
+    <w:lsdException w:name="index 2" w:semiHidden="1" w:unhideWhenUsed="1"/>
+    <w:lsdException w:name="index 3" w:semiHidden="1" w:unhideWhenUsed="1"/>
+    <w:lsdException w:name="index 4" w:semiHidden="1" w:unhideWhenUsed="1"/>
+    <w:lsdException w:name="index 5" w:semiHidden="1" w:unhideWhenUsed="1"/>
+    <w:lsdException w:name="index 6" w:semiHidden="1" w:unhideWhenUsed="1"/>
+    <w:lsdException w:name="index 7" w:semiHidden="1" w:unhideWhenUsed="1"/>
+    <w:lsdException w:name="index 8" w:semiHidden="1" w:unhideWhenUsed="1"/>
+    <w:lsdException w:name="index 9" w:semiHidden="1" w:unhideWhenUsed="1"/>
+    <w:lsdException w:name="toc 1" w:semiHidden="1" w:uiPriority="39" w:unhideWhenUsed="1"/>
+    <w:lsdException w:name="toc 2" w:semiHidden="1" w:uiPriority="39" w:unhideWhenUsed="1"/>
+    <w:lsdException w:name="toc 3" w:semiHidden="1" w:uiPriority="39" w:unhideWhenUsed="1"/>
+    <w:lsdException w:name="toc 4" w:semiHidden="1" w:uiPriority="39" w:unhideWhenUsed="1"/>
+    <w:lsdException w:name="toc 5" w:semiHidden="1" w:uiPriority="39" w:unhideWhenUsed="1"/>
+    <w:lsdException w:name="toc 6" w:semiHidden="1" w:uiPriority="39" w:unhideWhenUsed="1"/>
+    <w:lsdException w:name="toc 7" w:semiHidden="1" w:uiPriority="39" w:unhideWhenUsed="1"/>
+    <w:lsdException w:name="toc 8" w:semiHidden="1" w:uiPriority="39" w:unhideWhenUsed="1"/>
+    <w:lsdException w:name="toc 9" w:semiHidden="1" w:uiPriority="39" w:unhideWhenUsed="1"/>
+    <w:lsdException w:name="Normal Indent" w:semiHidden="1" w:unhideWhenUsed="1"/>
+    <w:lsdException w:name="footnote text" w:semiHidden="1" w:unhideWhenUsed="1"/>
+    <w:lsdException w:name="annotation text" w:semiHidden="1" w:unhideWhenUsed="1"/>
+    <w:lsdException w:name="header" w:semiHidden="1" w:unhideWhenUsed="1"/>
+    <w:lsdException w:name="footer" w:semiHidden="1" w:unhideWhenUsed="1"/>
+    <w:lsdException w:name="index heading" w:semiHidden="1" w:unhideWhenUsed="1"/>
+    <w:lsdException w:name="caption" w:semiHidden="1" w:uiPriority="35" w:unhideWhenUsed="1" w:qFormat="1"/>
+    <w:lsdException w:name="table of figures" w:semiHidden="1" w:unhideWhenUsed="1"/>
+    <w:lsdException w:name="envelope address" w:semiHidden="1" w:unhideWhenUsed="1"/>
+    <w:lsdException w:name="envelope return" w:semiHidden="1" w:unhideWhenUsed="1"/>
+    <w:lsdException w:name="footnote reference" w:semiHidden="1" w:unhideWhenUsed="1"/>
+    <w:lsdException w:name="annotation reference" w:semiHidden="1" w:unhideWhenUsed="1"/>
+    <w:lsdException w:name="line number" w:semiHidden="1" w:unhideWhenUsed="1"/>
+    <w:lsdException w:name="page number" w:semiHidden="1" w:unhideWhenUsed="1"/>
+    <w:lsdException w:name="endnote reference" w:semiHidden="1" w:unhideWhenUsed="1"/>
+    <w:lsdException w:name="endnote text" w:semiHidden="1" w:unhideWhenUsed="1"/>
+    <w:lsdException w:name="table of authorities" w:semiHidden="1" w:unhideWhenUsed="1"/>
+    <w:lsdException w:name="macro" w:semiHidden="1" w:unhideWhenUsed="1"/>
+    <w:lsdException w:name="toa heading" w:semiHidden="1" w:unhideWhenUsed="1"/>
+    <w:lsdException w:name="List" w:semiHidden="1" w:unhideWhenUsed="1"/>
+    <w:lsdException w:name="List Bullet" w:semiHidden="1" w:unhideWhenUsed="1"/>
+    <w:lsdException w:name="List Number" w:semiHidden="1" w:unhideWhenUsed="1"/>
+    <w:lsdException w:name="List 2" w:semiHidden="1" w:unhideWhenUsed="1"/>
+    <w:lsdException w:name="List 3" w:semiHidden="1" w:unhideWhenUsed="1"/>
+    <w:lsdException w:name="List 4" w:semiHidden="1" w:unhideWhenUsed="1"/>
+    <w:lsdException w:name="List 5" w:semiHidden="1" w:unhideWhenUsed="1"/>
+    <w:lsdException w:name="List Bullet 2" w:semiHidden="1" w:unhideWhenUsed="1"/>
+    <w:lsdException w:name="List Bullet 3" w:semiHidden="1" w:unhideWhenUsed="1"/>
+    <w:lsdException w:name="List Bullet 4" w:semiHidden="1" w:unhideWhenUsed="1"/>
+    <w:lsdException w:name="List Bullet 5" w:semiHidden="1" w:unhideWhenUsed="1"/>
+    <w:lsdException w:name="List Number 2" w:semiHidden="1" w:unhideWhenUsed="1"/>
+    <w:lsdException w:name="List Number 3" w:semiHidden="1" w:unhideWhenUsed="1"/>
+    <w:lsdException w:name="List Number 4" w:semiHidden="1" w:unhideWhenUsed="1"/>
+    <w:lsdException w:name="List Number 5" w:semiHidden="1" w:unhideWhenUsed="1"/>
+    <w:lsdException w:name="Title" w:uiPriority="10" w:qFormat="1"/>
+    <w:lsdException w:name="Closing" w:semiHidden="1" w:unhideWhenUsed="1"/>
+    <w:lsdException w:name="Signature" w:semiHidden="1" w:unhideWhenUsed="1"/>
+    <w:lsdException w:name="Default Paragraph Font" w:semiHidden="1" w:uiPriority="1" w:unhideWhenUsed="1"/>
+    <w:lsdException w:name="Body Text" w:semiHidden="1" w:unhideWhenUsed="1"/>
+    <w:lsdException w:name="Body Text Indent" w:semiHidden="1" w:unhideWhenUsed="1"/>
+    <w:lsdException w:name="List Continue" w:semiHidden="1" w:unhideWhenUsed="1"/>
+    <w:lsdException w:name="List Continue 2" w:semiHidden="1" w:unhideWhenUsed="1"/>
+    <w:lsdException w:name="List Continue 3" w:semiHidden="1" w:unhideWhenUsed="1"/>
+    <w:lsdException w:name="List Continue 4" w:semiHidden="1" w:unhideWhenUsed="1"/>
+    <w:lsdException w:name="List Continue 5" w:semiHidden="1" w:unhideWhenUsed="1"/>
+    <w:lsdException w:name="Message Header" w:semiHidden="1" w:unhideWhenUsed="1"/>
+    <w:lsdException w:name="Subtitle" w:uiPriority="11" w:qFormat="1"/>
+    <w:lsdException w:name="Salutation" w:semiHidden="1" w:unhideWhenUsed="1"/>
+    <w:lsdException w:name="Date" w:semiHidden="1" w:unhideWhenUsed="1"/>
+    <w:lsdException w:name="Body Text First Indent" w:semiHidden="1" w:unhideWhenUsed="1"/>
+    <w:lsdException w:name="Body Text First Indent 2" w:semiHidden="1" w:unhideWhenUsed="1"/>
+    <w:lsdException w:name="Note Heading" w:semiHidden="1" w:unhideWhenUsed="1"/>
+    <w:lsdException w:name="Body Text 2" w:semiHidden="1" w:unhideWhenUsed="1"/>
+    <w:lsdException w:name="Body Text 3" w:semiHidden="1" w:unhideWhenUsed="1"/>
+    <w:lsdException w:name="Body Text Indent 2" w:semiHidden="1" w:unhideWhenUsed="1"/>
+    <w:lsdException w:name="Body Text Indent 3" w:semiHidden="1" w:unhideWhenUsed="1"/>
+    <w:lsdException w:name="Block Text" w:semiHidden="1" w:unhideWhenUsed="1"/>
+    <w:lsdException w:name="Hyperlink" w:semiHidden="1" w:unhideWhenUsed="1"/>
+    <w:lsdException w:name="FollowedHyperlink" w:semiHidden="1" w:unhideWhenUsed="1"/>
+    <w:lsdException w:name="Strong" w:uiPriority="22" w:qFormat="1"/>
+    <w:lsdException w:name="Emphasis" w:uiPriority="20" w:qFormat="1"/>
+    <w:lsdException w:name="Document Map" w:semiHidden="1" w:unhideWhenUsed="1"/>
+    <w:lsdException w:name="Plain Text" w:semiHidden="1" w:unhideWhenUsed="1"/>
+    <w:lsdException w:name="E-mail Signature" w:semiHidden="1" w:unhideWhenUsed="1"/>
+    <w:lsdException w:name="HTML Top of Form" w:semiHidden="1" w:unhideWhenUsed="1"/>
+    <w:lsdException w:name="HTML Bottom of Form" w:semiHidden="1" w:unhideWhenUsed="1"/>
+    <w:lsdException w:name="Normal (Web)" w:semiHidden="1" w:unhideWhenUsed="1"/>
+    <w:lsdException w:name="HTML Acronym" w:semiHidden="1" w:unhideWhenUsed="1"/>
+    <w:lsdException w:name="HTML Address" w:semiHidden="1" w:unhideWhenUsed="1"/>
+    <w:lsdException w:name="HTML Cite" w:semiHidden="1" w:unhideWhenUsed="1"/>
+    <w:lsdException w:name="HTML Code" w:semiHidden="1" w:unhideWhenUsed="1"/>
+    <w:lsdException w:name="HTML Definition" w:semiHidden="1" w:unhideWhenUsed="1"/>
+    <w:lsdException w:name="HTML Keyboard" w:semiHidden="1" w:unhideWhenUsed="1"/>
+    <w:lsdException w:name="HTML Preformatted" w:semiHidden="1" w:unhideWhenUsed="1"/>
+    <w:lsdException w:name="HTML Sample" w:semiHidden="1" w:unhideWhenUsed="1"/>
+    <w:lsdException w:name="HTML Typewriter" w:semiHidden="1" w:unhideWhenUsed="1"/>
+    <w:lsdException w:name="HTML Variable" w:semiHidden="1" w:unhideWhenUsed="1"/>
+    <w:lsdException w:name="Normal Table" w:semiHidden="1" w:unhideWhenUsed="1"/>
+    <w:lsdException w:name="annotation subject" w:semiHidden="1" w:unhideWhenUsed="1"/>
+    <w:lsdException w:name="No List" w:semiHidden="1" w:unhideWhenUsed="1"/>
+    <w:lsdException w:name="Outline List 1" w:semiHidden="1" w:unhideWhenUsed="1"/>
+    <w:lsdException w:name="Outline List 2" w:semiHidden="1" w:unhideWhenUsed="1"/>
+    <w:lsdException w:name="Outline List 3" w:semiHidden="1" w:unhideWhenUsed="1"/>
+    <w:lsdException w:name="Table Simple 1" w:semiHidden="1" w:unhideWhenUsed="1"/>
+    <w:lsdException w:name="Table Simple 2" w:semiHidden="1" w:unhideWhenUsed="1"/>
+    <w:lsdException w:name="Table Simple 3" w:semiHidden="1" w:unhideWhenUsed="1"/>
+    <w:lsdException w:name="Table Classic 1" w:semiHidden="1" w:unhideWhenUsed="1"/>
+    <w:lsdException w:name="Table Classic 2" w:semiHidden="1" w:unhideWhenUsed="1"/>
+    <w:lsdException w:name="Table Classic 3" w:semiHidden="1" w:unhideWhenUsed="1"/>
+    <w:lsdException w:name="Table Classic 4" w:semiHidden="1" w:unhideWhenUsed="1"/>
+    <w:lsdException w:name="Table Colorful 1" w:semiHidden="1" w:unhideWhenUsed="1"/>
+    <w:lsdException w:name="Table Colorful 2" w:semiHidden="1" w:unhideWhenUsed="1"/>
+    <w:lsdException w:name="Table Colorful 3" w:semiHidden="1" w:unhideWhenUsed="1"/>
+    <w:lsdException w:name="Table Columns 1" w:semiHidden="1" w:unhideWhenUsed="1"/>
+    <w:lsdException w:name="Table Columns 2" w:semiHidden="1" w:unhideWhenUsed="1"/>
+    <w:lsdException w:name="Table Columns 3" w:semiHidden="1" w:unhideWhenUsed="1"/>
+    <w:lsdException w:name="Table Columns 4" w:semiHidden="1" w:unhideWhenUsed="1"/>
+    <w:lsdException w:name="Table Columns 5" w:semiHidden="1" w:unhideWhenUsed="1"/>
+    <w:lsdException w:name="Table Grid 1" w:semiHidden="1" w:unhideWhenUsed="1"/>
+    <w:lsdException w:name="Table Grid 2" w:semiHidden="1" w:unhideWhenUsed="1"/>
+    <w:lsdException w:name="Table Grid 3" w:semiHidden="1" w:unhideWhenUsed="1"/>
+    <w:lsdException w:name="Table Grid 4" w:semiHidden="1" w:unhideWhenUsed="1"/>
+    <w:lsdException w:name="Table Grid 5" w:semiHidden="1" w:unhideWhenUsed="1"/>
+    <w:lsdException w:name="Table Grid 6" w:semiHidden="1" w:unhideWhenUsed="1"/>
+    <w:lsdException w:name="Table Grid 7" w:semiHidden="1" w:unhideWhenUsed="1"/>
+    <w:lsdException w:name="Table Grid 8" w:semiHidden="1" w:unhideWhenUsed="1"/>
+    <w:lsdException w:name="Table List 1" w:semiHidden="1" w:unhideWhenUsed="1"/>
+    <w:lsdException w:name="Table List 2" w:semiHidden="1" w:unhideWhenUsed="1"/>
+    <w:lsdException w:name="Table List 3" w:semiHidden="1" w:unhideWhenUsed="1"/>
+    <w:lsdException w:name="Table List 4" w:semiHidden="1" w:unhideWhenUsed="1"/>
+    <w:lsdException w:name="Table List 5" w:semiHidden="1" w:unhideWhenUsed="1"/>
+    <w:lsdException w:name="Table List 6" w:semiHidden="1" w:unhideWhenUsed="1"/>
+    <w:lsdException w:name="Table List 7" w:semiHidden="1" w:unhideWhenUsed="1"/>
+    <w:lsdException w:name="Table List 8" w:semiHidden="1" w:unhideWhenUsed="1"/>
+    <w:lsdException w:name="Table 3D effects 1" w:semiHidden="1" w:unhideWhenUsed="1"/>
+    <w:lsdException w:name="Table 3D effects 2" w:semiHidden="1" w:unhideWhenUsed="1"/>
+    <w:lsdException w:name="Table 3D effects 3" w:semiHidden="1" w:unhideWhenUsed="1"/>
+    <w:lsdException w:name="Table Contemporary" w:semiHidden="1" w:unhideWhenUsed="1"/>
+    <w:lsdException w:name="Table Elegant" w:semiHidden="1" w:unhideWhenUsed="1"/>
+    <w:lsdException w:name="Table Professional" w:semiHidden="1" w:unhideWhenUsed="1"/>
+    <w:lsdException w:name="Table Subtle 1" w:semiHidden="1" w:unhideWhenUsed="1"/>
+    <w:lsdException w:name="Table Subtle 2" w:semiHidden="1" w:unhideWhenUsed="1"/>
+    <w:lsdException w:name="Table Web 1" w:semiHidden="1" w:unhideWhenUsed="1"/>
+    <w:lsdException w:name="Table Web 2" w:semiHidden="1" w:unhideWhenUsed="1"/>
+    <w:lsdException w:name="Table Web 3" w:semiHidden="1" w:unhideWhenUsed="1"/>
+    <w:lsdException w:name="Balloon Text" w:semiHidden="1" w:unhideWhenUsed="1"/>
+    <w:lsdException w:name="Table Grid" w:uiPriority="59"/>
+    <w:lsdException w:name="Table Theme" w:semiHidden="1" w:unhideWhenUsed="1"/>
+    <w:lsdException w:name="Placeholder Text" w:semiHidden="1"/>
+    <w:lsdException w:name="No Spacing" w:uiPriority="1" w:qFormat="1"/>
+    <w:lsdException w:name="Light Shading" w:uiPriority="60"/>
+    <w:lsdException w:name="Light List" w:uiPriority="61"/>
+    <w:lsdException w:name="Light Grid" w:uiPriority="62"/>
+    <w:lsdException w:name="Medium Shading 1" w:uiPriority="63"/>
+    <w:lsdException w:name="Medium Shading 2" w:uiPriority="64"/>
+    <w:lsdException w:name="Medium List 1" w:uiPriority="65"/>
+    <w:lsdException w:name="Medium List 2" w:uiPriority="66"/>
+    <w:lsdException w:name="Medium Grid 1" w:uiPriority="67"/>
+    <w:lsdException w:name="Medium Grid 2" w:uiPriority="68"/>
+    <w:lsdException w:name="Medium Grid 3" w:uiPriority="69"/>
+    <w:lsdException w:name="Dark List" w:uiPriority="70"/>
+    <w:lsdException w:name="Colorful Shading" w:uiPriority="71"/>
+    <w:lsdException w:name="Colorful List" w:uiPriority="72"/>
+    <w:lsdException w:name="Colorful Grid" w:uiPriority="73"/>
+    <w:lsdException w:name="Light Shading Accent 1" w:uiPriority="60"/>
+    <w:lsdException w:name="Light List Accent 1" w:uiPriority="61"/>
+    <w:lsdException w:name="Light Grid Accent 1" w:uiPriority="62"/>
+    <w:lsdException w:name="Medium Shading 1 Accent 1" w:uiPriority="63"/>
+    <w:lsdException w:name="Medium Shading 2 Accent 1" w:uiPriority="64"/>
+    <w:lsdException w:name="Medium List 1 Accent 1" w:uiPriority="65"/>
+    <w:lsdException w:name="Revision" w:semiHidden="1"/>
+    <w:lsdException w:name="List Paragraph" w:uiPriority="34" w:qFormat="1"/>
+    <w:lsdException w:name="Quote" w:uiPriority="29" w:qFormat="1"/>
+    <w:lsdException w:name="Intense Quote" w:uiPriority="30" w:qFormat="1"/>
+    <w:lsdException w:name="Medium List 2 Accent 1" w:uiPriority="66"/>
+    <w:lsdException w:name="Medium Grid 1 Accent 1" w:uiPriority="67"/>
+    <w:lsdException w:name="Medium Grid 2 Accent 1" w:uiPriority="68"/>
+    <w:lsdException w:name="Medium Grid 3 Accent 1" w:uiPriority="69"/>
+    <w:lsdException w:name="Dark List Accent 1" w:uiPriority="70"/>
+    <w:lsdException w:name="Colorful Shading Accent 1" w:uiPriority="71"/>
+    <w:lsdException w:name="Colorful List Accent 1" w:uiPriority="72"/>
+    <w:lsdException w:name="Colorful Grid Accent 1" w:uiPriority="73"/>
+    <w:lsdException w:name="Light Shading Accent 2" w:uiPriority="60"/>
+    <w:lsdException w:name="Light List Accent 2" w:uiPriority="61"/>
+    <w:lsdException w:name="Light Grid Accent 2" w:uiPriority="62"/>
+    <w:lsdException w:name="Medium Shading 1 Accent 2" w:uiPriority="63"/>
+    <w:lsdException w:name="Medium Shading 2 Accent 2" w:uiPriority="64"/>
+    <w:lsdException w:name="Medium List 1 Accent 2" w:uiPriority="65"/>
+    <w:lsdException w:name="Medium List 2 Accent 2" w:uiPriority="66"/>
+    <w:lsdException w:name="Medium Grid 1 Accent 2" w:uiPriority="67"/>
+    <w:lsdException w:name="Medium Grid 2 Accent 2" w:uiPriority="68"/>
+    <w:lsdException w:name="Medium Grid 3 Accent 2" w:uiPriority="69"/>
+    <w:lsdException w:name="Dark List Accent 2" w:uiPriority="70"/>
+    <w:lsdException w:name="Colorful Shading Accent 2" w:uiPriority="71"/>
+    <w:lsdException w:name="Colorful List Accent 2" w:uiPriority="72"/>
+    <w:lsdException w:name="Colorful Grid Accent 2" w:uiPriority="73"/>
+    <w:lsdException w:name="Light Shading Accent 3" w:uiPriority="60"/>
+    <w:lsdException w:name="Light List Accent 3" w:uiPriority="61"/>
+    <w:lsdException w:name="Light Grid Accent 3" w:uiPriority="62"/>
+    <w:lsdException w:name="Medium Shading 1 Accent 3" w:uiPriority="63"/>
+    <w:lsdException w:name="Medium Shading 2 Accent 3" w:uiPriority="64"/>
+    <w:lsdException w:name="Medium List 1 Accent 3" w:uiPriority="65"/>
+    <w:lsdException w:name="Medium List 2 Accent 3" w:uiPriority="66"/>
+    <w:lsdException w:name="Medium Grid 1 Accent 3" w:uiPriority="67"/>
+    <w:lsdException w:name="Medium Grid 2 Accent 3" w:uiPriority="68"/>
+    <w:lsdException w:name="Medium Grid 3 Accent 3" w:uiPriority="69"/>
+    <w:lsdException w:name="Dark List Accent 3" w:uiPriority="70"/>
+    <w:lsdException w:name="Colorful Shading Accent 3" w:uiPriority="71"/>
+    <w:lsdException w:name="Colorful List Accent 3" w:uiPriority="72"/>
+    <w:lsdException w:name="Colorful Grid Accent 3" w:uiPriority="73"/>
+    <w:lsdException w:name="Light Shading Accent 4" w:uiPriority="60"/>
+    <w:lsdException w:name="Light List Accent 4" w:uiPriority="61"/>
+    <w:lsdException w:name="Light Grid Accent 4" w:uiPriority="62"/>
+    <w:lsdException w:name="Medium Shading 1 Accent 4" w:uiPriority="63"/>
+    <w:lsdException w:name="Medium Shading 2 Accent 4" w:uiPriority="64"/>
+    <w:lsdException w:name="Medium List 1 Accent 4" w:uiPriority="65"/>
+    <w:lsdException w:name="Medium List 2 Accent 4" w:uiPriority="66"/>
+    <w:lsdException w:name="Medium Grid 1 Accent 4" w:uiPriority="67"/>
+    <w:lsdException w:name="Medium Grid 2 Accent 4" w:uiPriority="68"/>
+    <w:lsdException w:name="Medium Grid 3 Accent 4" w:uiPriority="69"/>
+    <w:lsdException w:name="Dark List Accent 4" w:uiPriority="70"/>
+    <w:lsdException w:name="Colorful Shading Accent 4" w:uiPriority="71"/>
+    <w:lsdException w:name="Colorful List Accent 4" w:uiPriority="72"/>
+    <w:lsdException w:name="Colorful Grid Accent 4" w:uiPriority="73"/>
+    <w:lsdException w:name="Light Shading Accent 5" w:uiPriority="60"/>
+    <w:lsdException w:name="Light List Accent 5" w:uiPriority="61"/>
+    <w:lsdException w:name="Light Grid Accent 5" w:uiPriority="62"/>
+    <w:lsdException w:name="Medium Shading 1 Accent 5" w:uiPriority="63"/>
+    <w:lsdException w:name="Medium Shading 2 Accent 5" w:uiPriority="64"/>
+    <w:lsdException w:name="Medium List 1 Accent 5" w:uiPriority="65"/>
+    <w:lsdException w:name="Medium List 2 Accent 5" w:uiPriority="66"/>
+    <w:lsdException w:name="Medium Grid 1 Accent 5" w:uiPriority="67"/>
+    <w:lsdException w:name="Medium Grid 2 Accent 5" w:uiPriority="68"/>
+    <w:lsdException w:name="Medium Grid 3 Accent 5" w:uiPriority="69"/>
+    <w:lsdException w:name="Dark List Accent 5" w:uiPriority="70"/>
+    <w:lsdException w:name="Colorful Shading Accent 5" w:uiPriority="71"/>
+    <w:lsdException w:name="Colorful List Accent 5" w:uiPriority="72"/>
+    <w:lsdException w:name="Colorful Grid Accent 5" w:uiPriority="73"/>
+    <w:lsdException w:name="Light Shading Accent 6" w:uiPriority="60"/>
+    <w:lsdException w:name="Light List Accent 6" w:uiPriority="61"/>
+    <w:lsdException w:name="Light Grid Accent 6" w:uiPriority="62"/>
+    <w:lsdException w:name="Medium Shading 1 Accent 6" w:uiPriority="63"/>
+    <w:lsdException w:name="Medium Shading 2 Accent 6" w:uiPriority="64"/>
+    <w:lsdException w:name="Medium List 1 Accent 6" w:uiPriority="65"/>
+    <w:lsdException w:name="Medium List 2 Accent 6" w:uiPriority="66"/>
+    <w:lsdException w:name="Medium Grid 1 Accent 6" w:uiPriority="67"/>
+    <w:lsdException w:name="Medium Grid 2 Accent 6" w:uiPriority="68"/>
+    <w:lsdException w:name="Medium Grid 3 Accent 6" w:uiPriority="69"/>
+    <w:lsdException w:name="Dark List Accent 6" w:uiPriority="70"/>
+    <w:lsdException w:name="Colorful Shading Accent 6" w:uiPriority="71"/>
+    <w:lsdException w:name="Colorful List Accent 6" w:uiPriority="72"/>
+    <w:lsdException w:name="Colorful Grid Accent 6" w:uiPriority="73"/>
+    <w:lsdException w:name="Subtle Emphasis" w:uiPriority="19" w:qFormat="1"/>
+    <w:lsdException w:name="Intense Emphasis" w:uiPriority="21" w:qFormat="1"/>
+    <w:lsdException w:name="Subtle Reference" w:uiPriority="31" w:qFormat="1"/>
+    <w:lsdException w:name="Intense Reference" w:uiPriority="32" w:qFormat="1"/>
+    <w:lsdException w:name="Book Title" w:uiPriority="33" w:qFormat="1"/>
+    <w:lsdException w:name="Bibliography" w:semiHidden="1" w:uiPriority="37" w:unhideWhenUsed="1"/>
+    <w:lsdException w:name="TOC Heading" w:semiHidden="1" w:uiPriority="39" w:unhideWhenUsed="1" w:qFormat="1"/>
+    <w:lsdException w:name="Plain Table 1" w:uiPriority="41"/>
+    <w:lsdException w:name="Plain Table 2" w:uiPriority="42"/>
+    <w:lsdException w:name="Plain Table 3" w:uiPriority="43"/>
+    <w:lsdException w:name="Plain Table 4" w:uiPriority="44"/>
+    <w:lsdException w:name="Plain Table 5" w:uiPriority="45"/>
+    <w:lsdException w:name="Grid Table Light" w:uiPriority="40"/>
+    <w:lsdException w:name="Grid Table 1 Light" w:uiPriority="46"/>
+    <w:lsdException w:name="Grid Table 2" w:uiPriority="47"/>
+    <w:lsdException w:name="Grid Table 3" w:uiPriority="48"/>
+    <w:lsdException w:name="Grid Table 4" w:uiPriority="49"/>
+    <w:lsdException w:name="Grid Table 5 Dark" w:uiPriority="50"/>
+    <w:lsdException w:name="Grid Table 6 Colorful" w:uiPriority="51"/>
+    <w:lsdException w:name="Grid Table 7 Colorful" w:uiPriority="52"/>
+    <w:lsdException w:name="Grid Table 1 Light Accent 1" w:uiPriority="46"/>
+    <w:lsdException w:name="Grid Table 2 Accent 1" w:uiPriority="47"/>
+    <w:lsdException w:name="Grid Table 3 Accent 1" w:uiPriority="48"/>
+    <w:lsdException w:name="Grid Table 4 Accent 1" w:uiPriority="49"/>
+    <w:lsdException w:name="Grid Table 5 Dark Accent 1" w:uiPriority="50"/>
+    <w:lsdException w:name="Grid Table 6 Colorful Accent 1" w:uiPriority="51"/>
+    <w:lsdException w:name="Grid Table 7 Colorful Accent 1" w:uiPriority="52"/>
+    <w:lsdException w:name="Grid Table 1 Light Accent 2" w:uiPriority="46"/>
+    <w:lsdException w:name="Grid Table 2 Accent 2" w:uiPriority="47"/>
+    <w:lsdException w:name="Grid Table 3 Accent 2" w:uiPriority="48"/>
+    <w:lsdException w:name="Grid Table 4 Accent 2" w:uiPriority="49"/>
+    <w:lsdException w:name="Grid Table 5 Dark Accent 2" w:uiPriority="50"/>
+    <w:lsdException w:name="Grid Table 6 Colorful Accent 2" w:uiPriority="51"/>
+    <w:lsdException w:name="Grid Table 7 Colorful Accent 2" w:uiPriority="52"/>
+    <w:lsdException w:name="Grid Table 1 Light Accent 3" w:uiPriority="46"/>
+    <w:lsdException w:name="Grid Table 2 Accent 3" w:uiPriority="47"/>
+    <w:lsdException w:name="Grid Table 3 Accent 3" w:uiPriority="48"/>
+    <w:lsdException w:name="Grid Table 4 Accent 3" w:uiPriority="49"/>
+    <w:lsdException w:name="Grid Table 5 Dark Accent 3" w:uiPriority="50"/>
+    <w:lsdException w:name="Grid Table 6 Colorful Accent 3" w:uiPriority="51"/>
+    <w:lsdException w:name="Grid Table 7 Colorful Accent 3" w:uiPriority="52"/>
+    <w:lsdException w:name="Grid Table 1 Light Accent 4" w:uiPriority="46"/>
+    <w:lsdException w:name="Grid Table 2 Accent 4" w:uiPriority="47"/>
+    <w:lsdException w:name="Grid Table 3 Accent 4" w:uiPriority="48"/>
+    <w:lsdException w:name="Grid Table 4 Accent 4" w:uiPriority="49"/>
+    <w:lsdException w:name="Grid Table 5 Dark Accent 4" w:uiPriority="50"/>
+    <w:lsdException w:name="Grid Table 6 Colorful Accent 4" w:uiPriority="51"/>
+    <w:lsdException w:name="Grid Table 7 Colorful Accent 4" w:uiPriority="52"/>
+    <w:lsdException w:name="Grid Table 1 Light Accent 5" w:uiPriority="46"/>
+    <w:lsdException w:name="Grid Table 2 Accent 5" w:uiPriority="47"/>
+    <w:lsdException w:name="Grid Table 3 Accent 5" w:uiPriority="48"/>
+    <w:lsdException w:name="Grid Table 4 Accent 5" w:uiPriority="49"/>
+    <w:lsdException w:name="Grid Table 5 Dark Accent 5" w:uiPriority="50"/>
+    <w:lsdException w:name="Grid Table 6 Colorful Accent 5" w:uiPriority="51"/>
+    <w:lsdException w:name="Grid Table 7 Colorful Accent 5" w:uiPriority="52"/>
+    <w:lsdException w:name="Grid Table 1 Light Accent 6" w:uiPriority="46"/>
+    <w:lsdException w:name="Grid Table 2 Accent 6" w:uiPriority="47"/>
+    <w:lsdException w:name="Grid Table 3 Accent 6" w:uiPriority="48"/>
+    <w:lsdException w:name="Grid Table 4 Accent 6" w:uiPriority="49"/>
+    <w:lsdException w:name="Grid Table 5 Dark Accent 6" w:uiPriority="50"/>
+    <w:lsdException w:name="Grid Table 6 Colorful Accent 6" w:uiPriority="51"/>
+    <w:lsdException w:name="Grid Table 7 Colorful Accent 6" w:uiPriority="52"/>
+    <w:lsdException w:name="List Table 1 Light" w:uiPriority="46"/>
+    <w:lsdException w:name="List Table 2" w:uiPriority="47"/>
+    <w:lsdException w:name="List Table 3" w:uiPriority="48"/>
+    <w:lsdException w:name="List Table 4" w:uiPriority="49"/>
+    <w:lsdException w:name="List Table 5 Dark" w:uiPriority="50"/>
+    <w:lsdException w:name="List Table 6 Colorful" w:uiPriority="51"/>
+    <w:lsdException w:name="List Table 7 Colorful" w:uiPriority="52"/>
+    <w:lsdException w:name="List Table 1 Light Accent 1" w:uiPriority="46"/>
+    <w:lsdException w:name="List Table 2 Accent 1" w:uiPriority="47"/>
+    <w:lsdException w:name="List Table 3 Accent 1" w:uiPriority="48"/>
+    <w:lsdException w:name="List Table 4 Accent 1" w:uiPriority="49"/>
+    <w:lsdException w:name="List Table 5 Dark Accent 1" w:uiPriority="50"/>
+    <w:lsdException w:name="List Table 6 Colorful Accent 1" w:uiPriority="51"/>
+    <w:lsdException w:name="List Table 7 Colorful Accent 1" w:uiPriority="52"/>
+    <w:lsdException w:name="List Table 1 Light Accent 2" w:uiPriority="46"/>
+    <w:lsdException w:name="List Table 2 Accent 2" w:uiPriority="47"/>
+    <w:lsdException w:name="List Table 3 Accent 2" w:uiPriority="48"/>
+    <w:lsdException w:name="List Table 4 Accent 2" w:uiPriority="49"/>
+    <w:lsdException w:name="List Table 5 Dark Accent 2" w:uiPriority="50"/>
+    <w:lsdException w:name="List Table 6 Colorful Accent 2" w:uiPriority="51"/>
+    <w:lsdException w:name="List Table 7 Colorful Accent 2" w:uiPriority="52"/>
+    <w:lsdException w:name="List Table 1 Light Accent 3" w:uiPriority="46"/>
+    <w:lsdException w:name="List Table 2 Accent 3" w:uiPriority="47"/>
+    <w:lsdException w:name="List Table 3 Accent 3" w:uiPriority="48"/>
+    <w:lsdException w:name="List Table 4 Accent 3" w:uiPriority="49"/>
+    <w:lsdException w:name="List Table 5 Dark Accent 3" w:uiPriority="50"/>
+    <w:lsdException w:name="List Table 6 Colorful Accent 3" w:uiPriority="51"/>
+    <w:lsdException w:name="List Table 7 Colorful Accent 3" w:uiPriority="52"/>
+    <w:lsdException w:name="List Table 1 Light Accent 4" w:uiPriority="46"/>
+    <w:lsdException w:name="List Table 2 Accent 4" w:uiPriority="47"/>
+    <w:lsdException w:name="List Table 3 Accent 4" w:uiPriority="48"/>
+    <w:lsdException w:name="List Table 4 Accent 4" w:uiPriority="49"/>
+    <w:lsdException w:name="List Table 5 Dark Accent 4" w:uiPriority="50"/>
+    <w:lsdException w:name="List Table 6 Colorful Accent 4" w:uiPriority="51"/>
+    <w:lsdException w:name="List Table 7 Colorful Accent 4" w:uiPriority="52"/>
+    <w:lsdException w:name="List Table 1 Light Accent 5" w:uiPriority="46"/>
+    <w:lsdException w:name="List Table 2 Accent 5" w:uiPriority="47"/>
+    <w:lsdException w:name="List Table 3 Accent 5" w:uiPriority="48"/>
+    <w:lsdException w:name="List Table 4 Accent 5" w:uiPriority="49"/>
+    <w:lsdException w:name="List Table 5 Dark Accent 5" w:uiPriority="50"/>
+    <w:lsdException w:name="List Table 6 Colorful Accent 5" w:uiPriority="51"/>
+    <w:lsdException w:name="List Table 7 Colorful Accent 5" w:uiPriority="52"/>
+    <w:lsdException w:name="List Table 1 Light Accent 6" w:uiPriority="46"/>
+    <w:lsdException w:name="List Table 2 Accent 6" w:uiPriority="47"/>
+    <w:lsdException w:name="List Table 3 Accent 6" w:uiPriority="48"/>
+    <w:lsdException w:name="List Table 4 Accent 6" w:uiPriority="49"/>
+    <w:lsdException w:name="List Table 5 Dark Accent 6" w:uiPriority="50"/>
+    <w:lsdException w:name="List Table 6 Colorful Accent 6" w:uiPriority="51"/>
+    <w:lsdException w:name="List Table 7 Colorful Accent 6" w:uiPriority="52"/>
   </w:latentStyles>
-  <w:style w:type="paragraph" w:default="1" w:styleId="a">
+  <w:style w:type="paragraph" w:default="1" w:styleId="Normal">
     <w:name w:val="Normal"/>
     <w:qFormat/>
   </w:style>
-  <w:style w:type="paragraph" w:styleId="1">
+  <w:style w:type="paragraph" w:styleId="Heading1">
     <w:name w:val="heading 1"/>
-    <w:basedOn w:val="a"/>
-    <w:link w:val="10"/>
+    <w:basedOn w:val="Normal"/>
+    <w:link w:val="Heading1Char"/>
     <w:uiPriority w:val="9"/>
     <w:qFormat/>
     <w:rsid w:val="00833D73"/>
@@ -8905,10 +8796,10 @@
       <w:szCs w:val="48"/>
     </w:rPr>
   </w:style>
-  <w:style w:type="paragraph" w:styleId="2">
+  <w:style w:type="paragraph" w:styleId="Heading2">
     <w:name w:val="heading 2"/>
-    <w:basedOn w:val="a"/>
-    <w:link w:val="20"/>
+    <w:basedOn w:val="Normal"/>
+    <w:link w:val="Heading2Char"/>
     <w:uiPriority w:val="9"/>
     <w:qFormat/>
     <w:rsid w:val="00833D73"/>
@@ -8924,10 +8815,10 @@
       <w:szCs w:val="36"/>
     </w:rPr>
   </w:style>
-  <w:style w:type="paragraph" w:styleId="3">
+  <w:style w:type="paragraph" w:styleId="Heading3">
     <w:name w:val="heading 3"/>
-    <w:basedOn w:val="a"/>
-    <w:link w:val="30"/>
+    <w:basedOn w:val="Normal"/>
+    <w:link w:val="Heading3Char"/>
     <w:uiPriority w:val="9"/>
     <w:qFormat/>
     <w:rsid w:val="00833D73"/>
@@ -8943,13 +8834,13 @@
       <w:szCs w:val="27"/>
     </w:rPr>
   </w:style>
-  <w:style w:type="character" w:default="1" w:styleId="a0">
+  <w:style w:type="character" w:default="1" w:styleId="DefaultParagraphFont">
     <w:name w:val="Default Paragraph Font"/>
     <w:uiPriority w:val="1"/>
     <w:semiHidden/>
     <w:unhideWhenUsed/>
   </w:style>
-  <w:style w:type="table" w:default="1" w:styleId="a1">
+  <w:style w:type="table" w:default="1" w:styleId="TableNormal">
     <w:name w:val="Normal Table"/>
     <w:uiPriority w:val="99"/>
     <w:semiHidden/>
@@ -8964,16 +8855,16 @@
       </w:tblCellMar>
     </w:tblPr>
   </w:style>
-  <w:style w:type="numbering" w:default="1" w:styleId="a2">
+  <w:style w:type="numbering" w:default="1" w:styleId="NoList">
     <w:name w:val="No List"/>
     <w:uiPriority w:val="99"/>
     <w:semiHidden/>
     <w:unhideWhenUsed/>
   </w:style>
-  <w:style w:type="character" w:customStyle="1" w:styleId="10">
-    <w:name w:val="Заголовок 1 Знак"/>
-    <w:basedOn w:val="a0"/>
-    <w:link w:val="1"/>
+  <w:style w:type="character" w:customStyle="1" w:styleId="Heading1Char">
+    <w:name w:val="Heading 1 Char"/>
+    <w:basedOn w:val="DefaultParagraphFont"/>
+    <w:link w:val="Heading1"/>
     <w:uiPriority w:val="9"/>
     <w:rsid w:val="00833D73"/>
     <w:rPr>
@@ -8985,10 +8876,10 @@
       <w:szCs w:val="48"/>
     </w:rPr>
   </w:style>
-  <w:style w:type="character" w:customStyle="1" w:styleId="20">
-    <w:name w:val="Заголовок 2 Знак"/>
-    <w:basedOn w:val="a0"/>
-    <w:link w:val="2"/>
+  <w:style w:type="character" w:customStyle="1" w:styleId="Heading2Char">
+    <w:name w:val="Heading 2 Char"/>
+    <w:basedOn w:val="DefaultParagraphFont"/>
+    <w:link w:val="Heading2"/>
     <w:uiPriority w:val="9"/>
     <w:rsid w:val="00833D73"/>
     <w:rPr>
@@ -8999,10 +8890,10 @@
       <w:szCs w:val="36"/>
     </w:rPr>
   </w:style>
-  <w:style w:type="character" w:customStyle="1" w:styleId="30">
-    <w:name w:val="Заголовок 3 Знак"/>
-    <w:basedOn w:val="a0"/>
-    <w:link w:val="3"/>
+  <w:style w:type="character" w:customStyle="1" w:styleId="Heading3Char">
+    <w:name w:val="Heading 3 Char"/>
+    <w:basedOn w:val="DefaultParagraphFont"/>
+    <w:link w:val="Heading3"/>
     <w:uiPriority w:val="9"/>
     <w:rsid w:val="00833D73"/>
     <w:rPr>
@@ -9013,11 +8904,10 @@
       <w:szCs w:val="27"/>
     </w:rPr>
   </w:style>
-  <w:style w:type="character" w:styleId="a3">
+  <w:style w:type="character" w:styleId="Hyperlink">
     <w:name w:val="Hyperlink"/>
-    <w:basedOn w:val="a0"/>
+    <w:basedOn w:val="DefaultParagraphFont"/>
     <w:uiPriority w:val="99"/>
-    <w:semiHidden/>
     <w:unhideWhenUsed/>
     <w:rsid w:val="00833D73"/>
     <w:rPr>
@@ -9025,9 +8915,9 @@
       <w:u w:val="single"/>
     </w:rPr>
   </w:style>
-  <w:style w:type="character" w:styleId="HTML">
+  <w:style w:type="character" w:styleId="HTMLCode">
     <w:name w:val="HTML Code"/>
-    <w:basedOn w:val="a0"/>
+    <w:basedOn w:val="DefaultParagraphFont"/>
     <w:uiPriority w:val="99"/>
     <w:semiHidden/>
     <w:unhideWhenUsed/>
@@ -9038,9 +8928,9 @@
       <w:szCs w:val="20"/>
     </w:rPr>
   </w:style>
-  <w:style w:type="paragraph" w:styleId="a4">
+  <w:style w:type="paragraph" w:styleId="NormalWeb">
     <w:name w:val="Normal (Web)"/>
-    <w:basedOn w:val="a"/>
+    <w:basedOn w:val="Normal"/>
     <w:uiPriority w:val="99"/>
     <w:semiHidden/>
     <w:unhideWhenUsed/>
@@ -9054,9 +8944,9 @@
       <w:szCs w:val="24"/>
     </w:rPr>
   </w:style>
-  <w:style w:type="character" w:styleId="a5">
+  <w:style w:type="character" w:styleId="Strong">
     <w:name w:val="Strong"/>
-    <w:basedOn w:val="a0"/>
+    <w:basedOn w:val="DefaultParagraphFont"/>
     <w:uiPriority w:val="22"/>
     <w:qFormat/>
     <w:rsid w:val="00833D73"/>
@@ -9065,9 +8955,9 @@
       <w:bCs/>
     </w:rPr>
   </w:style>
-  <w:style w:type="character" w:styleId="a6">
+  <w:style w:type="character" w:styleId="Emphasis">
     <w:name w:val="Emphasis"/>
-    <w:basedOn w:val="a0"/>
+    <w:basedOn w:val="DefaultParagraphFont"/>
     <w:uiPriority w:val="20"/>
     <w:qFormat/>
     <w:rsid w:val="00833D73"/>
@@ -9076,9 +8966,9 @@
       <w:iCs/>
     </w:rPr>
   </w:style>
-  <w:style w:type="paragraph" w:styleId="a7">
+  <w:style w:type="paragraph" w:styleId="ListParagraph">
     <w:name w:val="List Paragraph"/>
-    <w:basedOn w:val="a"/>
+    <w:basedOn w:val="Normal"/>
     <w:uiPriority w:val="34"/>
     <w:qFormat/>
     <w:rsid w:val="00833D73"/>
@@ -9087,9 +8977,9 @@
       <w:contextualSpacing/>
     </w:pPr>
   </w:style>
-  <w:style w:type="table" w:styleId="a8">
+  <w:style w:type="table" w:styleId="TableGrid">
     <w:name w:val="Table Grid"/>
-    <w:basedOn w:val="a1"/>
+    <w:basedOn w:val="TableNormal"/>
     <w:uiPriority w:val="59"/>
     <w:rsid w:val="00835477"/>
     <w:pPr>
@@ -9106,10 +8996,10 @@
       </w:tblBorders>
     </w:tblPr>
   </w:style>
-  <w:style w:type="paragraph" w:styleId="a9">
+  <w:style w:type="paragraph" w:styleId="BalloonText">
     <w:name w:val="Balloon Text"/>
-    <w:basedOn w:val="a"/>
-    <w:link w:val="aa"/>
+    <w:basedOn w:val="Normal"/>
+    <w:link w:val="BalloonTextChar"/>
     <w:uiPriority w:val="99"/>
     <w:semiHidden/>
     <w:unhideWhenUsed/>
@@ -9123,10 +9013,10 @@
       <w:szCs w:val="16"/>
     </w:rPr>
   </w:style>
-  <w:style w:type="character" w:customStyle="1" w:styleId="aa">
-    <w:name w:val="Текст выноски Знак"/>
-    <w:basedOn w:val="a0"/>
-    <w:link w:val="a9"/>
+  <w:style w:type="character" w:customStyle="1" w:styleId="BalloonTextChar">
+    <w:name w:val="Balloon Text Char"/>
+    <w:basedOn w:val="DefaultParagraphFont"/>
+    <w:link w:val="BalloonText"/>
     <w:uiPriority w:val="99"/>
     <w:semiHidden/>
     <w:rsid w:val="00553E13"/>
@@ -9136,435 +9026,9 @@
       <w:szCs w:val="16"/>
     </w:rPr>
   </w:style>
-  <w:style w:type="character" w:styleId="ab">
+  <w:style w:type="character" w:styleId="FollowedHyperlink">
     <w:name w:val="FollowedHyperlink"/>
-    <w:basedOn w:val="a0"/>
-    <w:uiPriority w:val="99"/>
-    <w:semiHidden/>
-    <w:unhideWhenUsed/>
-    <w:rsid w:val="000E3988"/>
-    <w:rPr>
-      <w:color w:val="800080" w:themeColor="followedHyperlink"/>
-      <w:u w:val="single"/>
-    </w:rPr>
-  </w:style>
-</w:styles>
-</file>
-
-<file path=word/stylesWithEffects.xml><?xml version="1.0" encoding="utf-8"?>
-<w:styles xmlns:wpc="http://schemas.microsoft.com/office/word/2010/wordprocessingCanvas" xmlns:mc="http://schemas.openxmlformats.org/markup-compatibility/2006" xmlns:o="urn:schemas-microsoft-com:office:office" xmlns:r="http://schemas.openxmlformats.org/officeDocument/2006/relationships" xmlns:m="http://schemas.openxmlformats.org/officeDocument/2006/math" xmlns:v="urn:schemas-microsoft-com:vml" xmlns:wp14="http://schemas.microsoft.com/office/word/2010/wordprocessingDrawing" xmlns:wp="http://schemas.openxmlformats.org/drawingml/2006/wordprocessingDrawing" xmlns:w10="urn:schemas-microsoft-com:office:word" xmlns:w="http://schemas.openxmlformats.org/wordprocessingml/2006/main" xmlns:w14="http://schemas.microsoft.com/office/word/2010/wordml" xmlns:wpg="http://schemas.microsoft.com/office/word/2010/wordprocessingGroup" xmlns:wpi="http://schemas.microsoft.com/office/word/2010/wordprocessingInk" xmlns:wne="http://schemas.microsoft.com/office/word/2006/wordml" xmlns:wps="http://schemas.microsoft.com/office/word/2010/wordprocessingShape" mc:Ignorable="w14 wp14">
-  <w:docDefaults>
-    <w:rPrDefault>
-      <w:rPr>
-        <w:rFonts w:asciiTheme="minorHAnsi" w:eastAsiaTheme="minorHAnsi" w:hAnsiTheme="minorHAnsi" w:cstheme="minorBidi"/>
-        <w:sz w:val="22"/>
-        <w:szCs w:val="22"/>
-        <w:lang w:val="en-US" w:eastAsia="en-US" w:bidi="ar-SA"/>
-      </w:rPr>
-    </w:rPrDefault>
-    <w:pPrDefault>
-      <w:pPr>
-        <w:spacing w:after="200" w:line="276" w:lineRule="auto"/>
-      </w:pPr>
-    </w:pPrDefault>
-  </w:docDefaults>
-  <w:latentStyles w:defLockedState="0" w:defUIPriority="99" w:defSemiHidden="1" w:defUnhideWhenUsed="1" w:defQFormat="0" w:count="267">
-    <w:lsdException w:name="Normal" w:semiHidden="0" w:uiPriority="0" w:unhideWhenUsed="0" w:qFormat="1"/>
-    <w:lsdException w:name="heading 1" w:semiHidden="0" w:uiPriority="9" w:unhideWhenUsed="0" w:qFormat="1"/>
-    <w:lsdException w:name="heading 2" w:uiPriority="9" w:qFormat="1"/>
-    <w:lsdException w:name="heading 3" w:uiPriority="9" w:qFormat="1"/>
-    <w:lsdException w:name="heading 4" w:uiPriority="9" w:qFormat="1"/>
-    <w:lsdException w:name="heading 5" w:uiPriority="9" w:qFormat="1"/>
-    <w:lsdException w:name="heading 6" w:uiPriority="9" w:qFormat="1"/>
-    <w:lsdException w:name="heading 7" w:uiPriority="9" w:qFormat="1"/>
-    <w:lsdException w:name="heading 8" w:uiPriority="9" w:qFormat="1"/>
-    <w:lsdException w:name="heading 9" w:uiPriority="9" w:qFormat="1"/>
-    <w:lsdException w:name="toc 1" w:uiPriority="39"/>
-    <w:lsdException w:name="toc 2" w:uiPriority="39"/>
-    <w:lsdException w:name="toc 3" w:uiPriority="39"/>
-    <w:lsdException w:name="toc 4" w:uiPriority="39"/>
-    <w:lsdException w:name="toc 5" w:uiPriority="39"/>
-    <w:lsdException w:name="toc 6" w:uiPriority="39"/>
-    <w:lsdException w:name="toc 7" w:uiPriority="39"/>
-    <w:lsdException w:name="toc 8" w:uiPriority="39"/>
-    <w:lsdException w:name="toc 9" w:uiPriority="39"/>
-    <w:lsdException w:name="caption" w:uiPriority="35" w:qFormat="1"/>
-    <w:lsdException w:name="Title" w:semiHidden="0" w:uiPriority="10" w:unhideWhenUsed="0" w:qFormat="1"/>
-    <w:lsdException w:name="Default Paragraph Font" w:uiPriority="1"/>
-    <w:lsdException w:name="Subtitle" w:semiHidden="0" w:uiPriority="11" w:unhideWhenUsed="0" w:qFormat="1"/>
-    <w:lsdException w:name="Strong" w:semiHidden="0" w:uiPriority="22" w:unhideWhenUsed="0" w:qFormat="1"/>
-    <w:lsdException w:name="Emphasis" w:semiHidden="0" w:uiPriority="20" w:unhideWhenUsed="0" w:qFormat="1"/>
-    <w:lsdException w:name="Table Grid" w:semiHidden="0" w:uiPriority="59" w:unhideWhenUsed="0"/>
-    <w:lsdException w:name="Placeholder Text" w:unhideWhenUsed="0"/>
-    <w:lsdException w:name="No Spacing" w:semiHidden="0" w:uiPriority="1" w:unhideWhenUsed="0" w:qFormat="1"/>
-    <w:lsdException w:name="Light Shading" w:semiHidden="0" w:uiPriority="60" w:unhideWhenUsed="0"/>
-    <w:lsdException w:name="Light List" w:semiHidden="0" w:uiPriority="61" w:unhideWhenUsed="0"/>
-    <w:lsdException w:name="Light Grid" w:semiHidden="0" w:uiPriority="62" w:unhideWhenUsed="0"/>
-    <w:lsdException w:name="Medium Shading 1" w:semiHidden="0" w:uiPriority="63" w:unhideWhenUsed="0"/>
-    <w:lsdException w:name="Medium Shading 2" w:semiHidden="0" w:uiPriority="64" w:unhideWhenUsed="0"/>
-    <w:lsdException w:name="Medium List 1" w:semiHidden="0" w:uiPriority="65" w:unhideWhenUsed="0"/>
-    <w:lsdException w:name="Medium List 2" w:semiHidden="0" w:uiPriority="66" w:unhideWhenUsed="0"/>
-    <w:lsdException w:name="Medium Grid 1" w:semiHidden="0" w:uiPriority="67" w:unhideWhenUsed="0"/>
-    <w:lsdException w:name="Medium Grid 2" w:semiHidden="0" w:uiPriority="68" w:unhideWhenUsed="0"/>
-    <w:lsdException w:name="Medium Grid 3" w:semiHidden="0" w:uiPriority="69" w:unhideWhenUsed="0"/>
-    <w:lsdException w:name="Dark List" w:semiHidden="0" w:uiPriority="70" w:unhideWhenUsed="0"/>
-    <w:lsdException w:name="Colorful Shading" w:semiHidden="0" w:uiPriority="71" w:unhideWhenUsed="0"/>
-    <w:lsdException w:name="Colorful List" w:semiHidden="0" w:uiPriority="72" w:unhideWhenUsed="0"/>
-    <w:lsdException w:name="Colorful Grid" w:semiHidden="0" w:uiPriority="73" w:unhideWhenUsed="0"/>
-    <w:lsdException w:name="Light Shading Accent 1" w:semiHidden="0" w:uiPriority="60" w:unhideWhenUsed="0"/>
-    <w:lsdException w:name="Light List Accent 1" w:semiHidden="0" w:uiPriority="61" w:unhideWhenUsed="0"/>
-    <w:lsdException w:name="Light Grid Accent 1" w:semiHidden="0" w:uiPriority="62" w:unhideWhenUsed="0"/>
-    <w:lsdException w:name="Medium Shading 1 Accent 1" w:semiHidden="0" w:uiPriority="63" w:unhideWhenUsed="0"/>
-    <w:lsdException w:name="Medium Shading 2 Accent 1" w:semiHidden="0" w:uiPriority="64" w:unhideWhenUsed="0"/>
-    <w:lsdException w:name="Medium List 1 Accent 1" w:semiHidden="0" w:uiPriority="65" w:unhideWhenUsed="0"/>
-    <w:lsdException w:name="Revision" w:unhideWhenUsed="0"/>
-    <w:lsdException w:name="List Paragraph" w:semiHidden="0" w:uiPriority="34" w:unhideWhenUsed="0" w:qFormat="1"/>
-    <w:lsdException w:name="Quote" w:semiHidden="0" w:uiPriority="29" w:unhideWhenUsed="0" w:qFormat="1"/>
-    <w:lsdException w:name="Intense Quote" w:semiHidden="0" w:uiPriority="30" w:unhideWhenUsed="0" w:qFormat="1"/>
-    <w:lsdException w:name="Medium List 2 Accent 1" w:semiHidden="0" w:uiPriority="66" w:unhideWhenUsed="0"/>
-    <w:lsdException w:name="Medium Grid 1 Accent 1" w:semiHidden="0" w:uiPriority="67" w:unhideWhenUsed="0"/>
-    <w:lsdException w:name="Medium Grid 2 Accent 1" w:semiHidden="0" w:uiPriority="68" w:unhideWhenUsed="0"/>
-    <w:lsdException w:name="Medium Grid 3 Accent 1" w:semiHidden="0" w:uiPriority="69" w:unhideWhenUsed="0"/>
-    <w:lsdException w:name="Dark List Accent 1" w:semiHidden="0" w:uiPriority="70" w:unhideWhenUsed="0"/>
-    <w:lsdException w:name="Colorful Shading Accent 1" w:semiHidden="0" w:uiPriority="71" w:unhideWhenUsed="0"/>
-    <w:lsdException w:name="Colorful List Accent 1" w:semiHidden="0" w:uiPriority="72" w:unhideWhenUsed="0"/>
-    <w:lsdException w:name="Colorful Grid Accent 1" w:semiHidden="0" w:uiPriority="73" w:unhideWhenUsed="0"/>
-    <w:lsdException w:name="Light Shading Accent 2" w:semiHidden="0" w:uiPriority="60" w:unhideWhenUsed="0"/>
-    <w:lsdException w:name="Light List Accent 2" w:semiHidden="0" w:uiPriority="61" w:unhideWhenUsed="0"/>
-    <w:lsdException w:name="Light Grid Accent 2" w:semiHidden="0" w:uiPriority="62" w:unhideWhenUsed="0"/>
-    <w:lsdException w:name="Medium Shading 1 Accent 2" w:semiHidden="0" w:uiPriority="63" w:unhideWhenUsed="0"/>
-    <w:lsdException w:name="Medium Shading 2 Accent 2" w:semiHidden="0" w:uiPriority="64" w:unhideWhenUsed="0"/>
-    <w:lsdException w:name="Medium List 1 Accent 2" w:semiHidden="0" w:uiPriority="65" w:unhideWhenUsed="0"/>
-    <w:lsdException w:name="Medium List 2 Accent 2" w:semiHidden="0" w:uiPriority="66" w:unhideWhenUsed="0"/>
-    <w:lsdException w:name="Medium Grid 1 Accent 2" w:semiHidden="0" w:uiPriority="67" w:unhideWhenUsed="0"/>
-    <w:lsdException w:name="Medium Grid 2 Accent 2" w:semiHidden="0" w:uiPriority="68" w:unhideWhenUsed="0"/>
-    <w:lsdException w:name="Medium Grid 3 Accent 2" w:semiHidden="0" w:uiPriority="69" w:unhideWhenUsed="0"/>
-    <w:lsdException w:name="Dark List Accent 2" w:semiHidden="0" w:uiPriority="70" w:unhideWhenUsed="0"/>
-    <w:lsdException w:name="Colorful Shading Accent 2" w:semiHidden="0" w:uiPriority="71" w:unhideWhenUsed="0"/>
-    <w:lsdException w:name="Colorful List Accent 2" w:semiHidden="0" w:uiPriority="72" w:unhideWhenUsed="0"/>
-    <w:lsdException w:name="Colorful Grid Accent 2" w:semiHidden="0" w:uiPriority="73" w:unhideWhenUsed="0"/>
-    <w:lsdException w:name="Light Shading Accent 3" w:semiHidden="0" w:uiPriority="60" w:unhideWhenUsed="0"/>
-    <w:lsdException w:name="Light List Accent 3" w:semiHidden="0" w:uiPriority="61" w:unhideWhenUsed="0"/>
-    <w:lsdException w:name="Light Grid Accent 3" w:semiHidden="0" w:uiPriority="62" w:unhideWhenUsed="0"/>
-    <w:lsdException w:name="Medium Shading 1 Accent 3" w:semiHidden="0" w:uiPriority="63" w:unhideWhenUsed="0"/>
-    <w:lsdException w:name="Medium Shading 2 Accent 3" w:semiHidden="0" w:uiPriority="64" w:unhideWhenUsed="0"/>
-    <w:lsdException w:name="Medium List 1 Accent 3" w:semiHidden="0" w:uiPriority="65" w:unhideWhenUsed="0"/>
-    <w:lsdException w:name="Medium List 2 Accent 3" w:semiHidden="0" w:uiPriority="66" w:unhideWhenUsed="0"/>
-    <w:lsdException w:name="Medium Grid 1 Accent 3" w:semiHidden="0" w:uiPriority="67" w:unhideWhenUsed="0"/>
-    <w:lsdException w:name="Medium Grid 2 Accent 3" w:semiHidden="0" w:uiPriority="68" w:unhideWhenUsed="0"/>
-    <w:lsdException w:name="Medium Grid 3 Accent 3" w:semiHidden="0" w:uiPriority="69" w:unhideWhenUsed="0"/>
-    <w:lsdException w:name="Dark List Accent 3" w:semiHidden="0" w:uiPriority="70" w:unhideWhenUsed="0"/>
-    <w:lsdException w:name="Colorful Shading Accent 3" w:semiHidden="0" w:uiPriority="71" w:unhideWhenUsed="0"/>
-    <w:lsdException w:name="Colorful List Accent 3" w:semiHidden="0" w:uiPriority="72" w:unhideWhenUsed="0"/>
-    <w:lsdException w:name="Colorful Grid Accent 3" w:semiHidden="0" w:uiPriority="73" w:unhideWhenUsed="0"/>
-    <w:lsdException w:name="Light Shading Accent 4" w:semiHidden="0" w:uiPriority="60" w:unhideWhenUsed="0"/>
-    <w:lsdException w:name="Light List Accent 4" w:semiHidden="0" w:uiPriority="61" w:unhideWhenUsed="0"/>
-    <w:lsdException w:name="Light Grid Accent 4" w:semiHidden="0" w:uiPriority="62" w:unhideWhenUsed="0"/>
-    <w:lsdException w:name="Medium Shading 1 Accent 4" w:semiHidden="0" w:uiPriority="63" w:unhideWhenUsed="0"/>
-    <w:lsdException w:name="Medium Shading 2 Accent 4" w:semiHidden="0" w:uiPriority="64" w:unhideWhenUsed="0"/>
-    <w:lsdException w:name="Medium List 1 Accent 4" w:semiHidden="0" w:uiPriority="65" w:unhideWhenUsed="0"/>
-    <w:lsdException w:name="Medium List 2 Accent 4" w:semiHidden="0" w:uiPriority="66" w:unhideWhenUsed="0"/>
-    <w:lsdException w:name="Medium Grid 1 Accent 4" w:semiHidden="0" w:uiPriority="67" w:unhideWhenUsed="0"/>
-    <w:lsdException w:name="Medium Grid 2 Accent 4" w:semiHidden="0" w:uiPriority="68" w:unhideWhenUsed="0"/>
-    <w:lsdException w:name="Medium Grid 3 Accent 4" w:semiHidden="0" w:uiPriority="69" w:unhideWhenUsed="0"/>
-    <w:lsdException w:name="Dark List Accent 4" w:semiHidden="0" w:uiPriority="70" w:unhideWhenUsed="0"/>
-    <w:lsdException w:name="Colorful Shading Accent 4" w:semiHidden="0" w:uiPriority="71" w:unhideWhenUsed="0"/>
-    <w:lsdException w:name="Colorful List Accent 4" w:semiHidden="0" w:uiPriority="72" w:unhideWhenUsed="0"/>
-    <w:lsdException w:name="Colorful Grid Accent 4" w:semiHidden="0" w:uiPriority="73" w:unhideWhenUsed="0"/>
-    <w:lsdException w:name="Light Shading Accent 5" w:semiHidden="0" w:uiPriority="60" w:unhideWhenUsed="0"/>
-    <w:lsdException w:name="Light List Accent 5" w:semiHidden="0" w:uiPriority="61" w:unhideWhenUsed="0"/>
-    <w:lsdException w:name="Light Grid Accent 5" w:semiHidden="0" w:uiPriority="62" w:unhideWhenUsed="0"/>
-    <w:lsdException w:name="Medium Shading 1 Accent 5" w:semiHidden="0" w:uiPriority="63" w:unhideWhenUsed="0"/>
-    <w:lsdException w:name="Medium Shading 2 Accent 5" w:semiHidden="0" w:uiPriority="64" w:unhideWhenUsed="0"/>
-    <w:lsdException w:name="Medium List 1 Accent 5" w:semiHidden="0" w:uiPriority="65" w:unhideWhenUsed="0"/>
-    <w:lsdException w:name="Medium List 2 Accent 5" w:semiHidden="0" w:uiPriority="66" w:unhideWhenUsed="0"/>
-    <w:lsdException w:name="Medium Grid 1 Accent 5" w:semiHidden="0" w:uiPriority="67" w:unhideWhenUsed="0"/>
-    <w:lsdException w:name="Medium Grid 2 Accent 5" w:semiHidden="0" w:uiPriority="68" w:unhideWhenUsed="0"/>
-    <w:lsdException w:name="Medium Grid 3 Accent 5" w:semiHidden="0" w:uiPriority="69" w:unhideWhenUsed="0"/>
-    <w:lsdException w:name="Dark List Accent 5" w:semiHidden="0" w:uiPriority="70" w:unhideWhenUsed="0"/>
-    <w:lsdException w:name="Colorful Shading Accent 5" w:semiHidden="0" w:uiPriority="71" w:unhideWhenUsed="0"/>
-    <w:lsdException w:name="Colorful List Accent 5" w:semiHidden="0" w:uiPriority="72" w:unhideWhenUsed="0"/>
-    <w:lsdException w:name="Colorful Grid Accent 5" w:semiHidden="0" w:uiPriority="73" w:unhideWhenUsed="0"/>
-    <w:lsdException w:name="Light Shading Accent 6" w:semiHidden="0" w:uiPriority="60" w:unhideWhenUsed="0"/>
-    <w:lsdException w:name="Light List Accent 6" w:semiHidden="0" w:uiPriority="61" w:unhideWhenUsed="0"/>
-    <w:lsdException w:name="Light Grid Accent 6" w:semiHidden="0" w:uiPriority="62" w:unhideWhenUsed="0"/>
-    <w:lsdException w:name="Medium Shading 1 Accent 6" w:semiHidden="0" w:uiPriority="63" w:unhideWhenUsed="0"/>
-    <w:lsdException w:name="Medium Shading 2 Accent 6" w:semiHidden="0" w:uiPriority="64" w:unhideWhenUsed="0"/>
-    <w:lsdException w:name="Medium List 1 Accent 6" w:semiHidden="0" w:uiPriority="65" w:unhideWhenUsed="0"/>
-    <w:lsdException w:name="Medium List 2 Accent 6" w:semiHidden="0" w:uiPriority="66" w:unhideWhenUsed="0"/>
-    <w:lsdException w:name="Medium Grid 1 Accent 6" w:semiHidden="0" w:uiPriority="67" w:unhideWhenUsed="0"/>
-    <w:lsdException w:name="Medium Grid 2 Accent 6" w:semiHidden="0" w:uiPriority="68" w:unhideWhenUsed="0"/>
-    <w:lsdException w:name="Medium Grid 3 Accent 6" w:semiHidden="0" w:uiPriority="69" w:unhideWhenUsed="0"/>
-    <w:lsdException w:name="Dark List Accent 6" w:semiHidden="0" w:uiPriority="70" w:unhideWhenUsed="0"/>
-    <w:lsdException w:name="Colorful Shading Accent 6" w:semiHidden="0" w:uiPriority="71" w:unhideWhenUsed="0"/>
-    <w:lsdException w:name="Colorful List Accent 6" w:semiHidden="0" w:uiPriority="72" w:unhideWhenUsed="0"/>
-    <w:lsdException w:name="Colorful Grid Accent 6" w:semiHidden="0" w:uiPriority="73" w:unhideWhenUsed="0"/>
-    <w:lsdException w:name="Subtle Emphasis" w:semiHidden="0" w:uiPriority="19" w:unhideWhenUsed="0" w:qFormat="1"/>
-    <w:lsdException w:name="Intense Emphasis" w:semiHidden="0" w:uiPriority="21" w:unhideWhenUsed="0" w:qFormat="1"/>
-    <w:lsdException w:name="Subtle Reference" w:semiHidden="0" w:uiPriority="31" w:unhideWhenUsed="0" w:qFormat="1"/>
-    <w:lsdException w:name="Intense Reference" w:semiHidden="0" w:uiPriority="32" w:unhideWhenUsed="0" w:qFormat="1"/>
-    <w:lsdException w:name="Book Title" w:semiHidden="0" w:uiPriority="33" w:unhideWhenUsed="0" w:qFormat="1"/>
-    <w:lsdException w:name="Bibliography" w:uiPriority="37"/>
-    <w:lsdException w:name="TOC Heading" w:uiPriority="39" w:qFormat="1"/>
-  </w:latentStyles>
-  <w:style w:type="paragraph" w:default="1" w:styleId="a">
-    <w:name w:val="Normal"/>
-    <w:qFormat/>
-  </w:style>
-  <w:style w:type="paragraph" w:styleId="1">
-    <w:name w:val="heading 1"/>
-    <w:basedOn w:val="a"/>
-    <w:link w:val="10"/>
-    <w:uiPriority w:val="9"/>
-    <w:qFormat/>
-    <w:rsid w:val="00833D73"/>
-    <w:pPr>
-      <w:spacing w:before="100" w:beforeAutospacing="1" w:after="100" w:afterAutospacing="1" w:line="240" w:lineRule="auto"/>
-      <w:outlineLvl w:val="0"/>
-    </w:pPr>
-    <w:rPr>
-      <w:rFonts w:ascii="Times New Roman" w:eastAsia="Times New Roman" w:hAnsi="Times New Roman" w:cs="Times New Roman"/>
-      <w:b/>
-      <w:bCs/>
-      <w:kern w:val="36"/>
-      <w:sz w:val="48"/>
-      <w:szCs w:val="48"/>
-    </w:rPr>
-  </w:style>
-  <w:style w:type="paragraph" w:styleId="2">
-    <w:name w:val="heading 2"/>
-    <w:basedOn w:val="a"/>
-    <w:link w:val="20"/>
-    <w:uiPriority w:val="9"/>
-    <w:qFormat/>
-    <w:rsid w:val="00833D73"/>
-    <w:pPr>
-      <w:spacing w:before="100" w:beforeAutospacing="1" w:after="100" w:afterAutospacing="1" w:line="240" w:lineRule="auto"/>
-      <w:outlineLvl w:val="1"/>
-    </w:pPr>
-    <w:rPr>
-      <w:rFonts w:ascii="Times New Roman" w:eastAsia="Times New Roman" w:hAnsi="Times New Roman" w:cs="Times New Roman"/>
-      <w:b/>
-      <w:bCs/>
-      <w:sz w:val="36"/>
-      <w:szCs w:val="36"/>
-    </w:rPr>
-  </w:style>
-  <w:style w:type="paragraph" w:styleId="3">
-    <w:name w:val="heading 3"/>
-    <w:basedOn w:val="a"/>
-    <w:link w:val="30"/>
-    <w:uiPriority w:val="9"/>
-    <w:qFormat/>
-    <w:rsid w:val="00833D73"/>
-    <w:pPr>
-      <w:spacing w:before="100" w:beforeAutospacing="1" w:after="100" w:afterAutospacing="1" w:line="240" w:lineRule="auto"/>
-      <w:outlineLvl w:val="2"/>
-    </w:pPr>
-    <w:rPr>
-      <w:rFonts w:ascii="Times New Roman" w:eastAsia="Times New Roman" w:hAnsi="Times New Roman" w:cs="Times New Roman"/>
-      <w:b/>
-      <w:bCs/>
-      <w:sz w:val="27"/>
-      <w:szCs w:val="27"/>
-    </w:rPr>
-  </w:style>
-  <w:style w:type="character" w:default="1" w:styleId="a0">
-    <w:name w:val="Default Paragraph Font"/>
-    <w:uiPriority w:val="1"/>
-    <w:semiHidden/>
-    <w:unhideWhenUsed/>
-  </w:style>
-  <w:style w:type="table" w:default="1" w:styleId="a1">
-    <w:name w:val="Normal Table"/>
-    <w:uiPriority w:val="99"/>
-    <w:semiHidden/>
-    <w:unhideWhenUsed/>
-    <w:tblPr>
-      <w:tblInd w:w="0" w:type="dxa"/>
-      <w:tblCellMar>
-        <w:top w:w="0" w:type="dxa"/>
-        <w:left w:w="108" w:type="dxa"/>
-        <w:bottom w:w="0" w:type="dxa"/>
-        <w:right w:w="108" w:type="dxa"/>
-      </w:tblCellMar>
-    </w:tblPr>
-  </w:style>
-  <w:style w:type="numbering" w:default="1" w:styleId="a2">
-    <w:name w:val="No List"/>
-    <w:uiPriority w:val="99"/>
-    <w:semiHidden/>
-    <w:unhideWhenUsed/>
-  </w:style>
-  <w:style w:type="character" w:customStyle="1" w:styleId="10">
-    <w:name w:val="Заголовок 1 Знак"/>
-    <w:basedOn w:val="a0"/>
-    <w:link w:val="1"/>
-    <w:uiPriority w:val="9"/>
-    <w:rsid w:val="00833D73"/>
-    <w:rPr>
-      <w:rFonts w:ascii="Times New Roman" w:eastAsia="Times New Roman" w:hAnsi="Times New Roman" w:cs="Times New Roman"/>
-      <w:b/>
-      <w:bCs/>
-      <w:kern w:val="36"/>
-      <w:sz w:val="48"/>
-      <w:szCs w:val="48"/>
-    </w:rPr>
-  </w:style>
-  <w:style w:type="character" w:customStyle="1" w:styleId="20">
-    <w:name w:val="Заголовок 2 Знак"/>
-    <w:basedOn w:val="a0"/>
-    <w:link w:val="2"/>
-    <w:uiPriority w:val="9"/>
-    <w:rsid w:val="00833D73"/>
-    <w:rPr>
-      <w:rFonts w:ascii="Times New Roman" w:eastAsia="Times New Roman" w:hAnsi="Times New Roman" w:cs="Times New Roman"/>
-      <w:b/>
-      <w:bCs/>
-      <w:sz w:val="36"/>
-      <w:szCs w:val="36"/>
-    </w:rPr>
-  </w:style>
-  <w:style w:type="character" w:customStyle="1" w:styleId="30">
-    <w:name w:val="Заголовок 3 Знак"/>
-    <w:basedOn w:val="a0"/>
-    <w:link w:val="3"/>
-    <w:uiPriority w:val="9"/>
-    <w:rsid w:val="00833D73"/>
-    <w:rPr>
-      <w:rFonts w:ascii="Times New Roman" w:eastAsia="Times New Roman" w:hAnsi="Times New Roman" w:cs="Times New Roman"/>
-      <w:b/>
-      <w:bCs/>
-      <w:sz w:val="27"/>
-      <w:szCs w:val="27"/>
-    </w:rPr>
-  </w:style>
-  <w:style w:type="character" w:styleId="a3">
-    <w:name w:val="Hyperlink"/>
-    <w:basedOn w:val="a0"/>
-    <w:uiPriority w:val="99"/>
-    <w:semiHidden/>
-    <w:unhideWhenUsed/>
-    <w:rsid w:val="00833D73"/>
-    <w:rPr>
-      <w:color w:val="0000FF"/>
-      <w:u w:val="single"/>
-    </w:rPr>
-  </w:style>
-  <w:style w:type="character" w:styleId="HTML">
-    <w:name w:val="HTML Code"/>
-    <w:basedOn w:val="a0"/>
-    <w:uiPriority w:val="99"/>
-    <w:semiHidden/>
-    <w:unhideWhenUsed/>
-    <w:rsid w:val="00833D73"/>
-    <w:rPr>
-      <w:rFonts w:ascii="Courier New" w:eastAsia="Times New Roman" w:hAnsi="Courier New" w:cs="Courier New"/>
-      <w:sz w:val="20"/>
-      <w:szCs w:val="20"/>
-    </w:rPr>
-  </w:style>
-  <w:style w:type="paragraph" w:styleId="a4">
-    <w:name w:val="Normal (Web)"/>
-    <w:basedOn w:val="a"/>
-    <w:uiPriority w:val="99"/>
-    <w:semiHidden/>
-    <w:unhideWhenUsed/>
-    <w:rsid w:val="00833D73"/>
-    <w:pPr>
-      <w:spacing w:before="100" w:beforeAutospacing="1" w:after="100" w:afterAutospacing="1" w:line="240" w:lineRule="auto"/>
-    </w:pPr>
-    <w:rPr>
-      <w:rFonts w:ascii="Times New Roman" w:eastAsia="Times New Roman" w:hAnsi="Times New Roman" w:cs="Times New Roman"/>
-      <w:sz w:val="24"/>
-      <w:szCs w:val="24"/>
-    </w:rPr>
-  </w:style>
-  <w:style w:type="character" w:styleId="a5">
-    <w:name w:val="Strong"/>
-    <w:basedOn w:val="a0"/>
-    <w:uiPriority w:val="22"/>
-    <w:qFormat/>
-    <w:rsid w:val="00833D73"/>
-    <w:rPr>
-      <w:b/>
-      <w:bCs/>
-    </w:rPr>
-  </w:style>
-  <w:style w:type="character" w:styleId="a6">
-    <w:name w:val="Emphasis"/>
-    <w:basedOn w:val="a0"/>
-    <w:uiPriority w:val="20"/>
-    <w:qFormat/>
-    <w:rsid w:val="00833D73"/>
-    <w:rPr>
-      <w:i/>
-      <w:iCs/>
-    </w:rPr>
-  </w:style>
-  <w:style w:type="paragraph" w:styleId="a7">
-    <w:name w:val="List Paragraph"/>
-    <w:basedOn w:val="a"/>
-    <w:uiPriority w:val="34"/>
-    <w:qFormat/>
-    <w:rsid w:val="00833D73"/>
-    <w:pPr>
-      <w:ind w:left="720"/>
-      <w:contextualSpacing/>
-    </w:pPr>
-  </w:style>
-  <w:style w:type="table" w:styleId="a8">
-    <w:name w:val="Table Grid"/>
-    <w:basedOn w:val="a1"/>
-    <w:uiPriority w:val="59"/>
-    <w:rsid w:val="00835477"/>
-    <w:pPr>
-      <w:spacing w:after="0" w:line="240" w:lineRule="auto"/>
-    </w:pPr>
-    <w:tblPr>
-      <w:tblBorders>
-        <w:top w:val="single" w:sz="4" w:space="0" w:color="auto"/>
-        <w:left w:val="single" w:sz="4" w:space="0" w:color="auto"/>
-        <w:bottom w:val="single" w:sz="4" w:space="0" w:color="auto"/>
-        <w:right w:val="single" w:sz="4" w:space="0" w:color="auto"/>
-        <w:insideH w:val="single" w:sz="4" w:space="0" w:color="auto"/>
-        <w:insideV w:val="single" w:sz="4" w:space="0" w:color="auto"/>
-      </w:tblBorders>
-    </w:tblPr>
-  </w:style>
-  <w:style w:type="paragraph" w:styleId="a9">
-    <w:name w:val="Balloon Text"/>
-    <w:basedOn w:val="a"/>
-    <w:link w:val="aa"/>
-    <w:uiPriority w:val="99"/>
-    <w:semiHidden/>
-    <w:unhideWhenUsed/>
-    <w:rsid w:val="00553E13"/>
-    <w:pPr>
-      <w:spacing w:after="0" w:line="240" w:lineRule="auto"/>
-    </w:pPr>
-    <w:rPr>
-      <w:rFonts w:ascii="Tahoma" w:hAnsi="Tahoma" w:cs="Tahoma"/>
-      <w:sz w:val="16"/>
-      <w:szCs w:val="16"/>
-    </w:rPr>
-  </w:style>
-  <w:style w:type="character" w:customStyle="1" w:styleId="aa">
-    <w:name w:val="Текст выноски Знак"/>
-    <w:basedOn w:val="a0"/>
-    <w:link w:val="a9"/>
-    <w:uiPriority w:val="99"/>
-    <w:semiHidden/>
-    <w:rsid w:val="00553E13"/>
-    <w:rPr>
-      <w:rFonts w:ascii="Tahoma" w:hAnsi="Tahoma" w:cs="Tahoma"/>
-      <w:sz w:val="16"/>
-      <w:szCs w:val="16"/>
-    </w:rPr>
-  </w:style>
-  <w:style w:type="character" w:styleId="ab">
-    <w:name w:val="FollowedHyperlink"/>
-    <w:basedOn w:val="a0"/>
+    <w:basedOn w:val="DefaultParagraphFont"/>
     <w:uiPriority w:val="99"/>
     <w:semiHidden/>
     <w:unhideWhenUsed/>
